--- a/apps/web/public/templates/Surat Pernyataan Kesediaan Mengikuti Program.docx
+++ b/apps/web/public/templates/Surat Pernyataan Kesediaan Mengikuti Program.docx
@@ -10,8 +10,8 @@
           <w:rFonts w:ascii="Times New Roman" w:hAnsi="Times New Roman" w:cs="Times New Roman"/>
           <w:b/>
           <w:bCs/>
-          <w:sz w:val="24"/>
-          <w:szCs w:val="24"/>
+          <w:sz w:val="28"/>
+          <w:szCs w:val="28"/>
         </w:rPr>
       </w:pPr>
       <w:r>
@@ -19,8 +19,8 @@
           <w:rFonts w:ascii="Times New Roman" w:hAnsi="Times New Roman" w:cs="Times New Roman"/>
           <w:b/>
           <w:bCs/>
-          <w:sz w:val="24"/>
-          <w:szCs w:val="24"/>
+          <w:sz w:val="28"/>
+          <w:szCs w:val="28"/>
         </w:rPr>
         <w:t>SURAT PERNYATAAN</w:t>
       </w:r>
@@ -33,8 +33,8 @@
           <w:rFonts w:ascii="Times New Roman" w:hAnsi="Times New Roman" w:cs="Times New Roman"/>
           <w:b/>
           <w:bCs/>
-          <w:sz w:val="24"/>
-          <w:szCs w:val="24"/>
+          <w:sz w:val="28"/>
+          <w:szCs w:val="28"/>
         </w:rPr>
       </w:pPr>
       <w:r>
@@ -42,8 +42,8 @@
           <w:rFonts w:ascii="Times New Roman" w:hAnsi="Times New Roman" w:cs="Times New Roman"/>
           <w:b/>
           <w:bCs/>
-          <w:sz w:val="24"/>
-          <w:szCs w:val="24"/>
+          <w:sz w:val="28"/>
+          <w:szCs w:val="28"/>
         </w:rPr>
         <w:t xml:space="preserve">KESEDIAAN MENGIKUTI </w:t>
       </w:r>
@@ -52,8 +52,8 @@
           <w:rFonts w:ascii="Times New Roman" w:hAnsi="Times New Roman" w:cs="Times New Roman"/>
           <w:b/>
           <w:bCs/>
-          <w:sz w:val="24"/>
-          <w:szCs w:val="24"/>
+          <w:sz w:val="28"/>
+          <w:szCs w:val="28"/>
         </w:rPr>
         <w:t>P</w:t>
       </w:r>
@@ -62,8 +62,8 @@
           <w:rFonts w:ascii="Times New Roman" w:hAnsi="Times New Roman" w:cs="Times New Roman"/>
           <w:b/>
           <w:bCs/>
-          <w:sz w:val="24"/>
-          <w:szCs w:val="24"/>
+          <w:sz w:val="28"/>
+          <w:szCs w:val="28"/>
         </w:rPr>
         <w:t xml:space="preserve">ROGRAM </w:t>
       </w:r>
@@ -72,8 +72,8 @@
           <w:rFonts w:ascii="Times New Roman" w:hAnsi="Times New Roman" w:cs="Times New Roman"/>
           <w:b/>
           <w:bCs/>
-          <w:sz w:val="24"/>
-          <w:szCs w:val="24"/>
+          <w:sz w:val="28"/>
+          <w:szCs w:val="28"/>
         </w:rPr>
         <w:t>{</w:t>
       </w:r>
@@ -83,8 +83,8 @@
           <w:rFonts w:ascii="Times New Roman" w:hAnsi="Times New Roman" w:cs="Times New Roman"/>
           <w:b/>
           <w:bCs/>
-          <w:sz w:val="24"/>
-          <w:szCs w:val="24"/>
+          <w:sz w:val="28"/>
+          <w:szCs w:val="28"/>
         </w:rPr>
         <w:t>nama</w:t>
       </w:r>
@@ -93,8 +93,8 @@
           <w:rFonts w:ascii="Times New Roman" w:hAnsi="Times New Roman" w:cs="Times New Roman"/>
           <w:b/>
           <w:bCs/>
-          <w:sz w:val="24"/>
-          <w:szCs w:val="24"/>
+          <w:sz w:val="28"/>
+          <w:szCs w:val="28"/>
         </w:rPr>
         <w:t>_p</w:t>
       </w:r>
@@ -103,8 +103,8 @@
           <w:rFonts w:ascii="Times New Roman" w:hAnsi="Times New Roman" w:cs="Times New Roman"/>
           <w:b/>
           <w:bCs/>
-          <w:sz w:val="24"/>
-          <w:szCs w:val="24"/>
+          <w:sz w:val="28"/>
+          <w:szCs w:val="28"/>
         </w:rPr>
         <w:t>rogram</w:t>
       </w:r>
@@ -114,8 +114,8 @@
           <w:rFonts w:ascii="Times New Roman" w:hAnsi="Times New Roman" w:cs="Times New Roman"/>
           <w:b/>
           <w:bCs/>
-          <w:sz w:val="24"/>
-          <w:szCs w:val="24"/>
+          <w:sz w:val="28"/>
+          <w:szCs w:val="28"/>
         </w:rPr>
         <w:t>}</w:t>
       </w:r>
@@ -131,20 +131,46 @@
     </w:p>
     <w:p>
       <w:pPr>
-        <w:rPr>
-          <w:rFonts w:ascii="Times New Roman" w:hAnsi="Times New Roman" w:cs="Times New Roman"/>
+        <w:spacing w:after="0" w:line="360" w:lineRule="auto"/>
+        <w:ind w:right="-755" w:firstLine="720"/>
+        <w:rPr>
+          <w:rFonts w:ascii="Times New Roman" w:hAnsi="Times New Roman" w:cs="Times New Roman"/>
+          <w:sz w:val="24"/>
+          <w:szCs w:val="24"/>
         </w:rPr>
       </w:pPr>
       <w:r>
         <w:rPr>
           <w:rFonts w:ascii="Times New Roman" w:hAnsi="Times New Roman" w:cs="Times New Roman"/>
-        </w:rPr>
-        <w:t xml:space="preserve">Yang Bertanda </w:t>
-      </w:r>
-      <w:proofErr w:type="spellStart"/>
-      <w:r>
-        <w:rPr>
-          <w:rFonts w:ascii="Times New Roman" w:hAnsi="Times New Roman" w:cs="Times New Roman"/>
+          <w:sz w:val="24"/>
+          <w:szCs w:val="24"/>
+        </w:rPr>
+        <w:t xml:space="preserve">Yang </w:t>
+      </w:r>
+      <w:proofErr w:type="spellStart"/>
+      <w:r>
+        <w:rPr>
+          <w:rFonts w:ascii="Times New Roman" w:hAnsi="Times New Roman" w:cs="Times New Roman"/>
+          <w:sz w:val="24"/>
+          <w:szCs w:val="24"/>
+        </w:rPr>
+        <w:t>bertanda</w:t>
+      </w:r>
+      <w:proofErr w:type="spellEnd"/>
+      <w:r>
+        <w:rPr>
+          <w:rFonts w:ascii="Times New Roman" w:hAnsi="Times New Roman" w:cs="Times New Roman"/>
+          <w:sz w:val="24"/>
+          <w:szCs w:val="24"/>
+        </w:rPr>
+        <w:t xml:space="preserve"> </w:t>
+      </w:r>
+      <w:proofErr w:type="spellStart"/>
+      <w:r>
+        <w:rPr>
+          <w:rFonts w:ascii="Times New Roman" w:hAnsi="Times New Roman" w:cs="Times New Roman"/>
+          <w:sz w:val="24"/>
+          <w:szCs w:val="24"/>
         </w:rPr>
         <w:t>tangan</w:t>
       </w:r>
@@ -152,27 +178,36 @@
       <w:r>
         <w:rPr>
           <w:rFonts w:ascii="Times New Roman" w:hAnsi="Times New Roman" w:cs="Times New Roman"/>
+          <w:sz w:val="24"/>
+          <w:szCs w:val="24"/>
+        </w:rPr>
+        <w:t xml:space="preserve"> di </w:t>
+      </w:r>
+      <w:proofErr w:type="spellStart"/>
+      <w:r>
+        <w:rPr>
+          <w:rFonts w:ascii="Times New Roman" w:hAnsi="Times New Roman" w:cs="Times New Roman"/>
+          <w:sz w:val="24"/>
+          <w:szCs w:val="24"/>
+        </w:rPr>
+        <w:t>bawah</w:t>
+      </w:r>
+      <w:proofErr w:type="spellEnd"/>
+      <w:r>
+        <w:rPr>
+          <w:rFonts w:ascii="Times New Roman" w:hAnsi="Times New Roman" w:cs="Times New Roman"/>
+          <w:sz w:val="24"/>
+          <w:szCs w:val="24"/>
         </w:rPr>
         <w:t xml:space="preserve"> </w:t>
       </w:r>
       <w:proofErr w:type="spellStart"/>
-      <w:r>
-        <w:rPr>
-          <w:rFonts w:ascii="Times New Roman" w:hAnsi="Times New Roman" w:cs="Times New Roman"/>
-        </w:rPr>
-        <w:t>dibawah</w:t>
-      </w:r>
-      <w:proofErr w:type="spellEnd"/>
-      <w:r>
-        <w:rPr>
-          <w:rFonts w:ascii="Times New Roman" w:hAnsi="Times New Roman" w:cs="Times New Roman"/>
-        </w:rPr>
-        <w:t xml:space="preserve"> </w:t>
-      </w:r>
-      <w:proofErr w:type="spellStart"/>
-      <w:r>
-        <w:rPr>
-          <w:rFonts w:ascii="Times New Roman" w:hAnsi="Times New Roman" w:cs="Times New Roman"/>
+      <w:proofErr w:type="gramStart"/>
+      <w:r>
+        <w:rPr>
+          <w:rFonts w:ascii="Times New Roman" w:hAnsi="Times New Roman" w:cs="Times New Roman"/>
+          <w:sz w:val="24"/>
+          <w:szCs w:val="24"/>
         </w:rPr>
         <w:t>ini</w:t>
       </w:r>
@@ -180,1054 +215,630 @@
       <w:r>
         <w:rPr>
           <w:rFonts w:ascii="Times New Roman" w:hAnsi="Times New Roman" w:cs="Times New Roman"/>
+          <w:sz w:val="24"/>
+          <w:szCs w:val="24"/>
         </w:rPr>
         <w:t xml:space="preserve"> :</w:t>
       </w:r>
+      <w:proofErr w:type="gramEnd"/>
     </w:p>
-    <w:tbl>
-      <w:tblPr>
-        <w:tblStyle w:val="TableGrid"/>
-        <w:tblW w:w="0" w:type="auto"/>
-        <w:tblInd w:w="704" w:type="dxa"/>
-        <w:tblBorders>
-          <w:top w:val="none" w:sz="0" w:space="0" w:color="auto"/>
-          <w:left w:val="none" w:sz="0" w:space="0" w:color="auto"/>
-          <w:bottom w:val="none" w:sz="0" w:space="0" w:color="auto"/>
-          <w:right w:val="none" w:sz="0" w:space="0" w:color="auto"/>
-          <w:insideH w:val="none" w:sz="0" w:space="0" w:color="auto"/>
-          <w:insideV w:val="none" w:sz="0" w:space="0" w:color="auto"/>
-        </w:tblBorders>
-        <w:tblLook w:val="04A0" w:firstRow="1" w:lastRow="0" w:firstColumn="1" w:lastColumn="0" w:noHBand="0" w:noVBand="1"/>
-      </w:tblPr>
-      <w:tblGrid>
-        <w:gridCol w:w="2968"/>
-        <w:gridCol w:w="546"/>
-        <w:gridCol w:w="4808"/>
-      </w:tblGrid>
-      <w:tr>
-        <w:tc>
-          <w:tcPr>
-            <w:tcW w:w="3119" w:type="dxa"/>
-          </w:tcPr>
-          <w:p>
-            <w:pPr>
-              <w:spacing w:line="360" w:lineRule="auto"/>
-              <w:rPr>
-                <w:rFonts w:ascii="Times New Roman" w:hAnsi="Times New Roman" w:cs="Times New Roman"/>
-              </w:rPr>
-            </w:pPr>
-            <w:r>
-              <w:rPr>
-                <w:rFonts w:ascii="Times New Roman" w:hAnsi="Times New Roman" w:cs="Times New Roman"/>
-              </w:rPr>
-              <w:t>Nama</w:t>
-            </w:r>
-          </w:p>
-        </w:tc>
-        <w:tc>
-          <w:tcPr>
-            <w:tcW w:w="567" w:type="dxa"/>
-          </w:tcPr>
-          <w:p>
-            <w:pPr>
-              <w:spacing w:line="360" w:lineRule="auto"/>
-              <w:jc w:val="center"/>
-              <w:rPr>
-                <w:rFonts w:ascii="Times New Roman" w:hAnsi="Times New Roman" w:cs="Times New Roman"/>
-              </w:rPr>
-            </w:pPr>
-            <w:r>
-              <w:rPr>
-                <w:rFonts w:ascii="Times New Roman" w:hAnsi="Times New Roman" w:cs="Times New Roman"/>
-              </w:rPr>
-              <w:t>:</w:t>
-            </w:r>
-          </w:p>
-        </w:tc>
-        <w:tc>
-          <w:tcPr>
-            <w:tcW w:w="5006" w:type="dxa"/>
-          </w:tcPr>
-          <w:p>
-            <w:pPr>
-              <w:spacing w:line="360" w:lineRule="auto"/>
-              <w:rPr>
-                <w:rFonts w:ascii="Times New Roman" w:hAnsi="Times New Roman" w:cs="Times New Roman"/>
-              </w:rPr>
-            </w:pPr>
-            <w:r>
-              <w:rPr>
-                <w:rFonts w:ascii="Times New Roman" w:hAnsi="Times New Roman" w:cs="Times New Roman"/>
-              </w:rPr>
-              <w:t>{nama}</w:t>
-            </w:r>
-          </w:p>
-        </w:tc>
-      </w:tr>
-      <w:tr>
-        <w:tc>
-          <w:tcPr>
-            <w:tcW w:w="3119" w:type="dxa"/>
-          </w:tcPr>
-          <w:p>
-            <w:pPr>
-              <w:spacing w:line="360" w:lineRule="auto"/>
-              <w:rPr>
-                <w:rFonts w:ascii="Times New Roman" w:hAnsi="Times New Roman" w:cs="Times New Roman"/>
-              </w:rPr>
-            </w:pPr>
-            <w:r>
-              <w:rPr>
-                <w:rFonts w:ascii="Times New Roman" w:hAnsi="Times New Roman" w:cs="Times New Roman"/>
-              </w:rPr>
-              <w:t>N</w:t>
-            </w:r>
-            <w:r>
-              <w:rPr>
-                <w:rFonts w:ascii="Times New Roman" w:hAnsi="Times New Roman" w:cs="Times New Roman"/>
-              </w:rPr>
-              <w:t>IK</w:t>
-            </w:r>
-          </w:p>
-        </w:tc>
-        <w:tc>
-          <w:tcPr>
-            <w:tcW w:w="567" w:type="dxa"/>
-          </w:tcPr>
-          <w:p>
-            <w:pPr>
-              <w:spacing w:line="360" w:lineRule="auto"/>
-              <w:jc w:val="center"/>
-              <w:rPr>
-                <w:rFonts w:ascii="Times New Roman" w:hAnsi="Times New Roman" w:cs="Times New Roman"/>
-              </w:rPr>
-            </w:pPr>
-            <w:r>
-              <w:rPr>
-                <w:rFonts w:ascii="Times New Roman" w:hAnsi="Times New Roman" w:cs="Times New Roman"/>
-              </w:rPr>
-              <w:t>:</w:t>
-            </w:r>
-          </w:p>
-        </w:tc>
-        <w:tc>
-          <w:tcPr>
-            <w:tcW w:w="5006" w:type="dxa"/>
-          </w:tcPr>
-          <w:p>
-            <w:pPr>
-              <w:spacing w:line="360" w:lineRule="auto"/>
-              <w:rPr>
-                <w:rFonts w:ascii="Times New Roman" w:hAnsi="Times New Roman" w:cs="Times New Roman"/>
-              </w:rPr>
-            </w:pPr>
-            <w:r>
-              <w:rPr>
-                <w:rFonts w:ascii="Times New Roman" w:hAnsi="Times New Roman" w:cs="Times New Roman"/>
-              </w:rPr>
-              <w:t>{</w:t>
-            </w:r>
-            <w:proofErr w:type="spellStart"/>
-            <w:r>
-              <w:rPr>
-                <w:rFonts w:ascii="Times New Roman" w:hAnsi="Times New Roman" w:cs="Times New Roman"/>
-              </w:rPr>
-              <w:t>nik</w:t>
-            </w:r>
-            <w:proofErr w:type="spellEnd"/>
-            <w:r>
-              <w:rPr>
-                <w:rFonts w:ascii="Times New Roman" w:hAnsi="Times New Roman" w:cs="Times New Roman"/>
-              </w:rPr>
-              <w:t>}</w:t>
-            </w:r>
-          </w:p>
-        </w:tc>
-      </w:tr>
-      <w:tr>
-        <w:tc>
-          <w:tcPr>
-            <w:tcW w:w="3119" w:type="dxa"/>
-          </w:tcPr>
-          <w:p>
-            <w:pPr>
-              <w:spacing w:line="360" w:lineRule="auto"/>
-              <w:rPr>
-                <w:rFonts w:ascii="Times New Roman" w:hAnsi="Times New Roman" w:cs="Times New Roman"/>
-              </w:rPr>
-            </w:pPr>
-            <w:proofErr w:type="spellStart"/>
-            <w:r>
-              <w:rPr>
-                <w:rFonts w:ascii="Times New Roman" w:hAnsi="Times New Roman" w:cs="Times New Roman"/>
-              </w:rPr>
-              <w:t>Tempat</w:t>
-            </w:r>
-            <w:proofErr w:type="spellEnd"/>
-            <w:r>
-              <w:rPr>
-                <w:rFonts w:ascii="Times New Roman" w:hAnsi="Times New Roman" w:cs="Times New Roman"/>
-              </w:rPr>
-              <w:t xml:space="preserve"> </w:t>
-            </w:r>
-            <w:proofErr w:type="spellStart"/>
-            <w:r>
-              <w:rPr>
-                <w:rFonts w:ascii="Times New Roman" w:hAnsi="Times New Roman" w:cs="Times New Roman"/>
-              </w:rPr>
-              <w:t>Tgl</w:t>
-            </w:r>
-            <w:proofErr w:type="spellEnd"/>
-            <w:r>
-              <w:rPr>
-                <w:rFonts w:ascii="Times New Roman" w:hAnsi="Times New Roman" w:cs="Times New Roman"/>
-              </w:rPr>
-              <w:t>/Lahir</w:t>
-            </w:r>
-          </w:p>
-        </w:tc>
-        <w:tc>
-          <w:tcPr>
-            <w:tcW w:w="567" w:type="dxa"/>
-          </w:tcPr>
-          <w:p>
-            <w:pPr>
-              <w:spacing w:line="360" w:lineRule="auto"/>
-              <w:jc w:val="center"/>
-              <w:rPr>
-                <w:rFonts w:ascii="Times New Roman" w:hAnsi="Times New Roman" w:cs="Times New Roman"/>
-              </w:rPr>
-            </w:pPr>
-            <w:r>
-              <w:rPr>
-                <w:rFonts w:ascii="Times New Roman" w:hAnsi="Times New Roman" w:cs="Times New Roman"/>
-              </w:rPr>
-              <w:t>:</w:t>
-            </w:r>
-          </w:p>
-        </w:tc>
-        <w:tc>
-          <w:tcPr>
-            <w:tcW w:w="5006" w:type="dxa"/>
-          </w:tcPr>
-          <w:p>
-            <w:pPr>
-              <w:spacing w:line="360" w:lineRule="auto"/>
-              <w:rPr>
-                <w:rFonts w:ascii="Times New Roman" w:hAnsi="Times New Roman" w:cs="Times New Roman"/>
-              </w:rPr>
-            </w:pPr>
-            <w:r>
-              <w:rPr>
-                <w:rFonts w:ascii="Times New Roman" w:hAnsi="Times New Roman" w:cs="Times New Roman"/>
-              </w:rPr>
-              <w:t>{</w:t>
-            </w:r>
-            <w:proofErr w:type="spellStart"/>
-            <w:r>
-              <w:rPr>
-                <w:rFonts w:ascii="Times New Roman" w:hAnsi="Times New Roman" w:cs="Times New Roman"/>
-              </w:rPr>
-              <w:t>tempat</w:t>
-            </w:r>
-            <w:r>
-              <w:rPr>
-                <w:rFonts w:ascii="Times New Roman" w:hAnsi="Times New Roman" w:cs="Times New Roman"/>
-              </w:rPr>
-              <w:t>_t</w:t>
-            </w:r>
-            <w:r>
-              <w:rPr>
-                <w:rFonts w:ascii="Times New Roman" w:hAnsi="Times New Roman" w:cs="Times New Roman"/>
-              </w:rPr>
-              <w:t>anggal</w:t>
-            </w:r>
-            <w:r>
-              <w:rPr>
-                <w:rFonts w:ascii="Times New Roman" w:hAnsi="Times New Roman" w:cs="Times New Roman"/>
-              </w:rPr>
-              <w:t>_l</w:t>
-            </w:r>
-            <w:r>
-              <w:rPr>
-                <w:rFonts w:ascii="Times New Roman" w:hAnsi="Times New Roman" w:cs="Times New Roman"/>
-              </w:rPr>
-              <w:t>ahir</w:t>
-            </w:r>
-            <w:proofErr w:type="spellEnd"/>
-            <w:r>
-              <w:rPr>
-                <w:rFonts w:ascii="Times New Roman" w:hAnsi="Times New Roman" w:cs="Times New Roman"/>
-              </w:rPr>
-              <w:t>}</w:t>
-            </w:r>
-          </w:p>
-        </w:tc>
-      </w:tr>
-      <w:tr>
-        <w:tc>
-          <w:tcPr>
-            <w:tcW w:w="3119" w:type="dxa"/>
-          </w:tcPr>
-          <w:p>
-            <w:pPr>
-              <w:spacing w:line="360" w:lineRule="auto"/>
-              <w:rPr>
-                <w:rFonts w:ascii="Times New Roman" w:hAnsi="Times New Roman" w:cs="Times New Roman"/>
-              </w:rPr>
-            </w:pPr>
-            <w:r>
-              <w:rPr>
-                <w:rFonts w:ascii="Times New Roman" w:hAnsi="Times New Roman" w:cs="Times New Roman"/>
-              </w:rPr>
-              <w:t>Alamat</w:t>
-            </w:r>
-          </w:p>
-        </w:tc>
-        <w:tc>
-          <w:tcPr>
-            <w:tcW w:w="567" w:type="dxa"/>
-          </w:tcPr>
-          <w:p>
-            <w:pPr>
-              <w:spacing w:line="360" w:lineRule="auto"/>
-              <w:jc w:val="center"/>
-              <w:rPr>
-                <w:rFonts w:ascii="Times New Roman" w:hAnsi="Times New Roman" w:cs="Times New Roman"/>
-              </w:rPr>
-            </w:pPr>
-            <w:r>
-              <w:rPr>
-                <w:rFonts w:ascii="Times New Roman" w:hAnsi="Times New Roman" w:cs="Times New Roman"/>
-              </w:rPr>
-              <w:t>:</w:t>
-            </w:r>
-          </w:p>
-        </w:tc>
-        <w:tc>
-          <w:tcPr>
-            <w:tcW w:w="5006" w:type="dxa"/>
-          </w:tcPr>
-          <w:p>
-            <w:pPr>
-              <w:spacing w:line="360" w:lineRule="auto"/>
-              <w:rPr>
-                <w:rFonts w:ascii="Times New Roman" w:hAnsi="Times New Roman" w:cs="Times New Roman"/>
-              </w:rPr>
-            </w:pPr>
-            <w:r>
-              <w:rPr>
-                <w:rFonts w:ascii="Times New Roman" w:hAnsi="Times New Roman" w:cs="Times New Roman"/>
-              </w:rPr>
-              <w:t>{</w:t>
-            </w:r>
-            <w:proofErr w:type="spellStart"/>
-            <w:r>
-              <w:rPr>
-                <w:rFonts w:ascii="Times New Roman" w:hAnsi="Times New Roman" w:cs="Times New Roman"/>
-              </w:rPr>
-              <w:t>alamat</w:t>
-            </w:r>
-            <w:proofErr w:type="spellEnd"/>
-            <w:r>
-              <w:rPr>
-                <w:rFonts w:ascii="Times New Roman" w:hAnsi="Times New Roman" w:cs="Times New Roman"/>
-              </w:rPr>
-              <w:t>}</w:t>
-            </w:r>
-          </w:p>
-        </w:tc>
-      </w:tr>
-      <w:tr>
-        <w:tc>
-          <w:tcPr>
-            <w:tcW w:w="3119" w:type="dxa"/>
-          </w:tcPr>
-          <w:p>
-            <w:pPr>
-              <w:spacing w:line="360" w:lineRule="auto"/>
-              <w:rPr>
-                <w:rFonts w:ascii="Times New Roman" w:hAnsi="Times New Roman" w:cs="Times New Roman"/>
-              </w:rPr>
-            </w:pPr>
-            <w:r>
-              <w:rPr>
-                <w:rFonts w:ascii="Times New Roman" w:hAnsi="Times New Roman" w:cs="Times New Roman"/>
-              </w:rPr>
-              <w:t>Nama Usaha</w:t>
-            </w:r>
-          </w:p>
-        </w:tc>
-        <w:tc>
-          <w:tcPr>
-            <w:tcW w:w="567" w:type="dxa"/>
-          </w:tcPr>
-          <w:p>
-            <w:pPr>
-              <w:spacing w:line="360" w:lineRule="auto"/>
-              <w:jc w:val="center"/>
-              <w:rPr>
-                <w:rFonts w:ascii="Times New Roman" w:hAnsi="Times New Roman" w:cs="Times New Roman"/>
-              </w:rPr>
-            </w:pPr>
-            <w:r>
-              <w:rPr>
-                <w:rFonts w:ascii="Times New Roman" w:hAnsi="Times New Roman" w:cs="Times New Roman"/>
-              </w:rPr>
-              <w:t>:</w:t>
-            </w:r>
-          </w:p>
-        </w:tc>
-        <w:tc>
-          <w:tcPr>
-            <w:tcW w:w="5006" w:type="dxa"/>
-          </w:tcPr>
-          <w:p>
-            <w:pPr>
-              <w:spacing w:line="360" w:lineRule="auto"/>
-              <w:rPr>
-                <w:rFonts w:ascii="Times New Roman" w:hAnsi="Times New Roman" w:cs="Times New Roman"/>
-              </w:rPr>
-            </w:pPr>
-            <w:r>
-              <w:rPr>
-                <w:rFonts w:ascii="Times New Roman" w:hAnsi="Times New Roman" w:cs="Times New Roman"/>
-              </w:rPr>
-              <w:t>{</w:t>
-            </w:r>
-            <w:proofErr w:type="spellStart"/>
-            <w:r>
-              <w:rPr>
-                <w:rFonts w:ascii="Times New Roman" w:hAnsi="Times New Roman" w:cs="Times New Roman"/>
-              </w:rPr>
-              <w:t>nama</w:t>
-            </w:r>
-            <w:r>
-              <w:rPr>
-                <w:rFonts w:ascii="Times New Roman" w:hAnsi="Times New Roman" w:cs="Times New Roman"/>
-              </w:rPr>
-              <w:t>_u</w:t>
-            </w:r>
-            <w:r>
-              <w:rPr>
-                <w:rFonts w:ascii="Times New Roman" w:hAnsi="Times New Roman" w:cs="Times New Roman"/>
-              </w:rPr>
-              <w:t>saha</w:t>
-            </w:r>
-            <w:proofErr w:type="spellEnd"/>
-            <w:r>
-              <w:rPr>
-                <w:rFonts w:ascii="Times New Roman" w:hAnsi="Times New Roman" w:cs="Times New Roman"/>
-              </w:rPr>
-              <w:t>}</w:t>
-            </w:r>
-          </w:p>
-        </w:tc>
-      </w:tr>
-      <w:tr>
-        <w:tc>
-          <w:tcPr>
-            <w:tcW w:w="3119" w:type="dxa"/>
-          </w:tcPr>
-          <w:p>
-            <w:pPr>
-              <w:spacing w:line="360" w:lineRule="auto"/>
-              <w:rPr>
-                <w:rFonts w:ascii="Times New Roman" w:hAnsi="Times New Roman" w:cs="Times New Roman"/>
-              </w:rPr>
-            </w:pPr>
-            <w:r>
-              <w:rPr>
-                <w:rFonts w:ascii="Times New Roman" w:hAnsi="Times New Roman" w:cs="Times New Roman"/>
-              </w:rPr>
-              <w:t>Sektor Usaha</w:t>
-            </w:r>
-          </w:p>
-        </w:tc>
-        <w:tc>
-          <w:tcPr>
-            <w:tcW w:w="567" w:type="dxa"/>
-          </w:tcPr>
-          <w:p>
-            <w:pPr>
-              <w:spacing w:line="360" w:lineRule="auto"/>
-              <w:jc w:val="center"/>
-              <w:rPr>
-                <w:rFonts w:ascii="Times New Roman" w:hAnsi="Times New Roman" w:cs="Times New Roman"/>
-              </w:rPr>
-            </w:pPr>
-            <w:r>
-              <w:rPr>
-                <w:rFonts w:ascii="Times New Roman" w:hAnsi="Times New Roman" w:cs="Times New Roman"/>
-              </w:rPr>
-              <w:t>:</w:t>
-            </w:r>
-          </w:p>
-        </w:tc>
-        <w:tc>
-          <w:tcPr>
-            <w:tcW w:w="5006" w:type="dxa"/>
-          </w:tcPr>
-          <w:p>
-            <w:pPr>
-              <w:spacing w:line="360" w:lineRule="auto"/>
-              <w:rPr>
-                <w:rFonts w:ascii="Times New Roman" w:hAnsi="Times New Roman" w:cs="Times New Roman"/>
-              </w:rPr>
-            </w:pPr>
-            <w:r>
-              <w:rPr>
-                <w:rFonts w:ascii="Times New Roman" w:hAnsi="Times New Roman" w:cs="Times New Roman"/>
-              </w:rPr>
-              <w:t>{</w:t>
-            </w:r>
-            <w:proofErr w:type="spellStart"/>
-            <w:r>
-              <w:rPr>
-                <w:rFonts w:ascii="Times New Roman" w:hAnsi="Times New Roman" w:cs="Times New Roman"/>
-              </w:rPr>
-              <w:t>sektor</w:t>
-            </w:r>
-            <w:r>
-              <w:rPr>
-                <w:rFonts w:ascii="Times New Roman" w:hAnsi="Times New Roman" w:cs="Times New Roman"/>
-              </w:rPr>
-              <w:t>_u</w:t>
-            </w:r>
-            <w:r>
-              <w:rPr>
-                <w:rFonts w:ascii="Times New Roman" w:hAnsi="Times New Roman" w:cs="Times New Roman"/>
-              </w:rPr>
-              <w:t>saha</w:t>
-            </w:r>
-            <w:proofErr w:type="spellEnd"/>
-            <w:r>
-              <w:rPr>
-                <w:rFonts w:ascii="Times New Roman" w:hAnsi="Times New Roman" w:cs="Times New Roman"/>
-              </w:rPr>
-              <w:t>}</w:t>
-            </w:r>
-          </w:p>
-        </w:tc>
-      </w:tr>
-      <w:tr>
-        <w:tc>
-          <w:tcPr>
-            <w:tcW w:w="3119" w:type="dxa"/>
-          </w:tcPr>
-          <w:p>
-            <w:pPr>
-              <w:spacing w:line="360" w:lineRule="auto"/>
-              <w:rPr>
-                <w:rFonts w:ascii="Times New Roman" w:hAnsi="Times New Roman" w:cs="Times New Roman"/>
-              </w:rPr>
-            </w:pPr>
-            <w:proofErr w:type="spellStart"/>
-            <w:r>
-              <w:rPr>
-                <w:rFonts w:ascii="Times New Roman" w:hAnsi="Times New Roman" w:cs="Times New Roman"/>
-              </w:rPr>
-              <w:t>Nomor</w:t>
-            </w:r>
-            <w:proofErr w:type="spellEnd"/>
-            <w:r>
-              <w:rPr>
-                <w:rFonts w:ascii="Times New Roman" w:hAnsi="Times New Roman" w:cs="Times New Roman"/>
-              </w:rPr>
-              <w:t xml:space="preserve"> Kontak</w:t>
-            </w:r>
-          </w:p>
-        </w:tc>
-        <w:tc>
-          <w:tcPr>
-            <w:tcW w:w="567" w:type="dxa"/>
-          </w:tcPr>
-          <w:p>
-            <w:pPr>
-              <w:spacing w:line="360" w:lineRule="auto"/>
-              <w:jc w:val="center"/>
-              <w:rPr>
-                <w:rFonts w:ascii="Times New Roman" w:hAnsi="Times New Roman" w:cs="Times New Roman"/>
-              </w:rPr>
-            </w:pPr>
-            <w:r>
-              <w:rPr>
-                <w:rFonts w:ascii="Times New Roman" w:hAnsi="Times New Roman" w:cs="Times New Roman"/>
-              </w:rPr>
-              <w:t>:</w:t>
-            </w:r>
-          </w:p>
-        </w:tc>
-        <w:tc>
-          <w:tcPr>
-            <w:tcW w:w="5006" w:type="dxa"/>
-          </w:tcPr>
-          <w:p>
-            <w:pPr>
-              <w:spacing w:line="360" w:lineRule="auto"/>
-              <w:rPr>
-                <w:rFonts w:ascii="Times New Roman" w:hAnsi="Times New Roman" w:cs="Times New Roman"/>
-              </w:rPr>
-            </w:pPr>
-            <w:r>
-              <w:rPr>
-                <w:rFonts w:ascii="Times New Roman" w:hAnsi="Times New Roman" w:cs="Times New Roman"/>
-              </w:rPr>
-              <w:t>{</w:t>
-            </w:r>
-            <w:proofErr w:type="spellStart"/>
-            <w:r>
-              <w:rPr>
-                <w:rFonts w:ascii="Times New Roman" w:hAnsi="Times New Roman" w:cs="Times New Roman"/>
-              </w:rPr>
-              <w:t>nomor</w:t>
-            </w:r>
-            <w:r>
-              <w:rPr>
-                <w:rFonts w:ascii="Times New Roman" w:hAnsi="Times New Roman" w:cs="Times New Roman"/>
-              </w:rPr>
-              <w:t>_k</w:t>
-            </w:r>
-            <w:r>
-              <w:rPr>
-                <w:rFonts w:ascii="Times New Roman" w:hAnsi="Times New Roman" w:cs="Times New Roman"/>
-              </w:rPr>
-              <w:t>ontak</w:t>
-            </w:r>
-            <w:proofErr w:type="spellEnd"/>
-            <w:r>
-              <w:rPr>
-                <w:rFonts w:ascii="Times New Roman" w:hAnsi="Times New Roman" w:cs="Times New Roman"/>
-              </w:rPr>
-              <w:t>}</w:t>
-            </w:r>
-          </w:p>
-        </w:tc>
-      </w:tr>
-    </w:tbl>
     <w:p>
       <w:pPr>
-        <w:spacing w:after="0"/>
-        <w:ind w:firstLine="720"/>
-        <w:rPr>
-          <w:rFonts w:ascii="Times New Roman" w:hAnsi="Times New Roman" w:cs="Times New Roman"/>
+        <w:spacing w:after="0" w:line="360" w:lineRule="auto"/>
+        <w:ind w:right="-755" w:firstLine="720"/>
+        <w:rPr>
+          <w:rFonts w:ascii="Times New Roman" w:hAnsi="Times New Roman" w:cs="Times New Roman"/>
+          <w:sz w:val="24"/>
+          <w:szCs w:val="24"/>
         </w:rPr>
       </w:pPr>
     </w:p>
     <w:p>
       <w:pPr>
-        <w:spacing w:after="0"/>
-        <w:ind w:firstLine="720"/>
-        <w:jc w:val="both"/>
-        <w:rPr>
-          <w:rFonts w:ascii="Times New Roman" w:hAnsi="Times New Roman" w:cs="Times New Roman"/>
+        <w:spacing w:after="0" w:line="360" w:lineRule="auto"/>
+        <w:ind w:right="-755" w:firstLine="720"/>
+        <w:rPr>
+          <w:rFonts w:ascii="Times New Roman" w:hAnsi="Times New Roman" w:cs="Times New Roman"/>
+          <w:sz w:val="24"/>
+          <w:szCs w:val="24"/>
         </w:rPr>
       </w:pPr>
-      <w:proofErr w:type="spellStart"/>
-      <w:r>
-        <w:rPr>
-          <w:rFonts w:ascii="Times New Roman" w:hAnsi="Times New Roman" w:cs="Times New Roman"/>
-        </w:rPr>
-        <w:t>Menyatakan</w:t>
-      </w:r>
-      <w:proofErr w:type="spellEnd"/>
-      <w:r>
-        <w:rPr>
-          <w:rFonts w:ascii="Times New Roman" w:hAnsi="Times New Roman" w:cs="Times New Roman"/>
-        </w:rPr>
-        <w:t xml:space="preserve"> </w:t>
-      </w:r>
-      <w:proofErr w:type="spellStart"/>
-      <w:r>
-        <w:rPr>
-          <w:rFonts w:ascii="Times New Roman" w:hAnsi="Times New Roman" w:cs="Times New Roman"/>
-        </w:rPr>
-        <w:t>Dengan</w:t>
-      </w:r>
-      <w:proofErr w:type="spellEnd"/>
-      <w:r>
-        <w:rPr>
-          <w:rFonts w:ascii="Times New Roman" w:hAnsi="Times New Roman" w:cs="Times New Roman"/>
-        </w:rPr>
-        <w:t xml:space="preserve"> </w:t>
-      </w:r>
-      <w:proofErr w:type="spellStart"/>
-      <w:r>
-        <w:rPr>
-          <w:rFonts w:ascii="Times New Roman" w:hAnsi="Times New Roman" w:cs="Times New Roman"/>
-        </w:rPr>
-        <w:t>sebenar-benarnya</w:t>
-      </w:r>
-      <w:proofErr w:type="spellEnd"/>
-      <w:r>
-        <w:rPr>
-          <w:rFonts w:ascii="Times New Roman" w:hAnsi="Times New Roman" w:cs="Times New Roman"/>
-        </w:rPr>
-        <w:t xml:space="preserve"> </w:t>
-      </w:r>
-      <w:proofErr w:type="spellStart"/>
-      <w:r>
-        <w:rPr>
-          <w:rFonts w:ascii="Times New Roman" w:hAnsi="Times New Roman" w:cs="Times New Roman"/>
-        </w:rPr>
-        <w:t>bahwa</w:t>
-      </w:r>
-      <w:proofErr w:type="spellEnd"/>
-      <w:r>
-        <w:rPr>
-          <w:rFonts w:ascii="Times New Roman" w:hAnsi="Times New Roman" w:cs="Times New Roman"/>
-        </w:rPr>
-        <w:t xml:space="preserve"> Saya Pemilik Usaha </w:t>
-      </w:r>
-      <w:proofErr w:type="spellStart"/>
-      <w:r>
-        <w:rPr>
-          <w:rFonts w:ascii="Times New Roman" w:hAnsi="Times New Roman" w:cs="Times New Roman"/>
-        </w:rPr>
-        <w:t>tersebut</w:t>
-      </w:r>
-      <w:proofErr w:type="spellEnd"/>
-      <w:r>
-        <w:rPr>
-          <w:rFonts w:ascii="Times New Roman" w:hAnsi="Times New Roman" w:cs="Times New Roman"/>
-        </w:rPr>
-        <w:t xml:space="preserve"> dan </w:t>
-      </w:r>
-      <w:proofErr w:type="spellStart"/>
-      <w:r>
-        <w:rPr>
-          <w:rFonts w:ascii="Times New Roman" w:hAnsi="Times New Roman" w:cs="Times New Roman"/>
-        </w:rPr>
-        <w:t>sanggup</w:t>
-      </w:r>
-      <w:proofErr w:type="spellEnd"/>
-      <w:r>
-        <w:rPr>
-          <w:rFonts w:ascii="Times New Roman" w:hAnsi="Times New Roman" w:cs="Times New Roman"/>
-        </w:rPr>
-        <w:t xml:space="preserve"> </w:t>
-      </w:r>
-      <w:proofErr w:type="spellStart"/>
-      <w:r>
-        <w:rPr>
-          <w:rFonts w:ascii="Times New Roman" w:hAnsi="Times New Roman" w:cs="Times New Roman"/>
-        </w:rPr>
-        <w:t>Mengikuti</w:t>
-      </w:r>
-      <w:proofErr w:type="spellEnd"/>
-      <w:r>
-        <w:rPr>
-          <w:rFonts w:ascii="Times New Roman" w:hAnsi="Times New Roman" w:cs="Times New Roman"/>
-        </w:rPr>
-        <w:t xml:space="preserve"> Program </w:t>
-      </w:r>
-      <w:r>
-        <w:rPr>
-          <w:rFonts w:ascii="Times New Roman" w:hAnsi="Times New Roman" w:cs="Times New Roman"/>
-        </w:rPr>
-        <w:t>{</w:t>
-      </w:r>
-      <w:proofErr w:type="spellStart"/>
-      <w:r>
-        <w:rPr>
-          <w:rFonts w:ascii="Times New Roman" w:hAnsi="Times New Roman" w:cs="Times New Roman"/>
-        </w:rPr>
-        <w:t>nama</w:t>
-      </w:r>
-      <w:r>
-        <w:rPr>
-          <w:rFonts w:ascii="Times New Roman" w:hAnsi="Times New Roman" w:cs="Times New Roman"/>
-        </w:rPr>
-        <w:t>_p</w:t>
-      </w:r>
-      <w:r>
-        <w:rPr>
-          <w:rFonts w:ascii="Times New Roman" w:hAnsi="Times New Roman" w:cs="Times New Roman"/>
-        </w:rPr>
-        <w:t>rogram</w:t>
-      </w:r>
-      <w:proofErr w:type="spellEnd"/>
-      <w:r>
-        <w:rPr>
-          <w:rFonts w:ascii="Times New Roman" w:hAnsi="Times New Roman" w:cs="Times New Roman"/>
-        </w:rPr>
-        <w:t>}</w:t>
-      </w:r>
-      <w:r>
-        <w:rPr>
-          <w:rFonts w:ascii="Times New Roman" w:hAnsi="Times New Roman" w:cs="Times New Roman"/>
-        </w:rPr>
-        <w:t xml:space="preserve"> </w:t>
-      </w:r>
-      <w:proofErr w:type="spellStart"/>
-      <w:r>
-        <w:rPr>
-          <w:rFonts w:ascii="Times New Roman" w:hAnsi="Times New Roman" w:cs="Times New Roman"/>
-        </w:rPr>
-        <w:t>sesuai</w:t>
-      </w:r>
-      <w:proofErr w:type="spellEnd"/>
-      <w:r>
-        <w:rPr>
-          <w:rFonts w:ascii="Times New Roman" w:hAnsi="Times New Roman" w:cs="Times New Roman"/>
-        </w:rPr>
-        <w:t xml:space="preserve"> </w:t>
-      </w:r>
-      <w:proofErr w:type="spellStart"/>
-      <w:r>
-        <w:rPr>
-          <w:rFonts w:ascii="Times New Roman" w:hAnsi="Times New Roman" w:cs="Times New Roman"/>
-        </w:rPr>
-        <w:t>dengan</w:t>
-      </w:r>
-      <w:proofErr w:type="spellEnd"/>
-      <w:r>
-        <w:rPr>
-          <w:rFonts w:ascii="Times New Roman" w:hAnsi="Times New Roman" w:cs="Times New Roman"/>
-        </w:rPr>
-        <w:t xml:space="preserve"> </w:t>
-      </w:r>
-      <w:proofErr w:type="spellStart"/>
-      <w:r>
-        <w:rPr>
-          <w:rFonts w:ascii="Times New Roman" w:hAnsi="Times New Roman" w:cs="Times New Roman"/>
-        </w:rPr>
-        <w:t>ketentuan</w:t>
-      </w:r>
-      <w:proofErr w:type="spellEnd"/>
-      <w:r>
-        <w:rPr>
-          <w:rFonts w:ascii="Times New Roman" w:hAnsi="Times New Roman" w:cs="Times New Roman"/>
-        </w:rPr>
-        <w:t xml:space="preserve"> yang </w:t>
-      </w:r>
-      <w:proofErr w:type="spellStart"/>
-      <w:r>
-        <w:rPr>
-          <w:rFonts w:ascii="Times New Roman" w:hAnsi="Times New Roman" w:cs="Times New Roman"/>
-        </w:rPr>
-        <w:t>berlaku</w:t>
-      </w:r>
-      <w:proofErr w:type="spellEnd"/>
-      <w:r>
-        <w:rPr>
-          <w:rFonts w:ascii="Times New Roman" w:hAnsi="Times New Roman" w:cs="Times New Roman"/>
-        </w:rPr>
-        <w:t xml:space="preserve"> </w:t>
-      </w:r>
-      <w:proofErr w:type="spellStart"/>
-      <w:r>
-        <w:rPr>
-          <w:rFonts w:ascii="Times New Roman" w:hAnsi="Times New Roman" w:cs="Times New Roman"/>
-        </w:rPr>
-        <w:t>serta</w:t>
-      </w:r>
-      <w:proofErr w:type="spellEnd"/>
-      <w:r>
-        <w:rPr>
-          <w:rFonts w:ascii="Times New Roman" w:hAnsi="Times New Roman" w:cs="Times New Roman"/>
-        </w:rPr>
-        <w:t xml:space="preserve"> </w:t>
-      </w:r>
-      <w:proofErr w:type="spellStart"/>
-      <w:r>
-        <w:rPr>
-          <w:rFonts w:ascii="Times New Roman" w:hAnsi="Times New Roman" w:cs="Times New Roman"/>
-        </w:rPr>
-        <w:t>menerima</w:t>
-      </w:r>
-      <w:proofErr w:type="spellEnd"/>
-      <w:r>
-        <w:rPr>
-          <w:rFonts w:ascii="Times New Roman" w:hAnsi="Times New Roman" w:cs="Times New Roman"/>
-        </w:rPr>
-        <w:t xml:space="preserve"> </w:t>
-      </w:r>
-      <w:proofErr w:type="spellStart"/>
-      <w:r>
-        <w:rPr>
-          <w:rFonts w:ascii="Times New Roman" w:hAnsi="Times New Roman" w:cs="Times New Roman"/>
-        </w:rPr>
-        <w:t>setiap</w:t>
-      </w:r>
-      <w:proofErr w:type="spellEnd"/>
-      <w:r>
-        <w:rPr>
-          <w:rFonts w:ascii="Times New Roman" w:hAnsi="Times New Roman" w:cs="Times New Roman"/>
-        </w:rPr>
-        <w:t xml:space="preserve"> </w:t>
-      </w:r>
-      <w:proofErr w:type="spellStart"/>
-      <w:r>
-        <w:rPr>
-          <w:rFonts w:ascii="Times New Roman" w:hAnsi="Times New Roman" w:cs="Times New Roman"/>
-        </w:rPr>
-        <w:t>keputusan</w:t>
-      </w:r>
-      <w:proofErr w:type="spellEnd"/>
-      <w:r>
-        <w:rPr>
-          <w:rFonts w:ascii="Times New Roman" w:hAnsi="Times New Roman" w:cs="Times New Roman"/>
-        </w:rPr>
-        <w:t xml:space="preserve"> </w:t>
-      </w:r>
-      <w:proofErr w:type="spellStart"/>
-      <w:r>
-        <w:rPr>
-          <w:rFonts w:ascii="Times New Roman" w:hAnsi="Times New Roman" w:cs="Times New Roman"/>
-        </w:rPr>
-        <w:t>dalam</w:t>
-      </w:r>
-      <w:proofErr w:type="spellEnd"/>
-      <w:r>
-        <w:rPr>
-          <w:rFonts w:ascii="Times New Roman" w:hAnsi="Times New Roman" w:cs="Times New Roman"/>
-        </w:rPr>
-        <w:t xml:space="preserve"> </w:t>
-      </w:r>
-      <w:proofErr w:type="spellStart"/>
-      <w:r>
-        <w:rPr>
-          <w:rFonts w:ascii="Times New Roman" w:hAnsi="Times New Roman" w:cs="Times New Roman"/>
-        </w:rPr>
-        <w:t>rangka</w:t>
-      </w:r>
-      <w:proofErr w:type="spellEnd"/>
-      <w:r>
-        <w:rPr>
-          <w:rFonts w:ascii="Times New Roman" w:hAnsi="Times New Roman" w:cs="Times New Roman"/>
-        </w:rPr>
-        <w:t xml:space="preserve"> </w:t>
-      </w:r>
-      <w:r>
-        <w:rPr>
-          <w:rFonts w:ascii="Times New Roman" w:hAnsi="Times New Roman" w:cs="Times New Roman"/>
-        </w:rPr>
-        <w:t>{</w:t>
-      </w:r>
-      <w:proofErr w:type="spellStart"/>
-      <w:r>
-        <w:rPr>
-          <w:rFonts w:ascii="Times New Roman" w:hAnsi="Times New Roman" w:cs="Times New Roman"/>
-        </w:rPr>
-        <w:t>nama</w:t>
-      </w:r>
-      <w:r>
-        <w:rPr>
-          <w:rFonts w:ascii="Times New Roman" w:hAnsi="Times New Roman" w:cs="Times New Roman"/>
-        </w:rPr>
-        <w:t>_p</w:t>
-      </w:r>
-      <w:r>
-        <w:rPr>
-          <w:rFonts w:ascii="Times New Roman" w:hAnsi="Times New Roman" w:cs="Times New Roman"/>
-        </w:rPr>
-        <w:t>rogram</w:t>
-      </w:r>
-      <w:proofErr w:type="spellEnd"/>
-      <w:r>
-        <w:rPr>
-          <w:rFonts w:ascii="Times New Roman" w:hAnsi="Times New Roman" w:cs="Times New Roman"/>
-        </w:rPr>
-        <w:t>}</w:t>
-      </w:r>
-      <w:r>
-        <w:rPr>
-          <w:rFonts w:ascii="Times New Roman" w:hAnsi="Times New Roman" w:cs="Times New Roman"/>
-        </w:rPr>
-        <w:t xml:space="preserve"> </w:t>
-      </w:r>
-      <w:proofErr w:type="spellStart"/>
-      <w:r>
-        <w:rPr>
-          <w:rFonts w:ascii="Times New Roman" w:hAnsi="Times New Roman" w:cs="Times New Roman"/>
-        </w:rPr>
-        <w:t>Tahun</w:t>
-      </w:r>
-      <w:proofErr w:type="spellEnd"/>
-      <w:r>
-        <w:rPr>
-          <w:rFonts w:ascii="Times New Roman" w:hAnsi="Times New Roman" w:cs="Times New Roman"/>
-        </w:rPr>
-        <w:t xml:space="preserve"> </w:t>
-      </w:r>
-      <w:r>
-        <w:rPr>
-          <w:rFonts w:ascii="Times New Roman" w:hAnsi="Times New Roman" w:cs="Times New Roman"/>
-        </w:rPr>
-        <w:t>{</w:t>
-      </w:r>
-      <w:proofErr w:type="spellStart"/>
-      <w:r>
-        <w:rPr>
-          <w:rFonts w:ascii="Times New Roman" w:hAnsi="Times New Roman" w:cs="Times New Roman"/>
-        </w:rPr>
-        <w:t>tahun</w:t>
-      </w:r>
-      <w:r>
-        <w:rPr>
-          <w:rFonts w:ascii="Times New Roman" w:hAnsi="Times New Roman" w:cs="Times New Roman"/>
-        </w:rPr>
-        <w:t>_p</w:t>
-      </w:r>
-      <w:r>
-        <w:rPr>
-          <w:rFonts w:ascii="Times New Roman" w:hAnsi="Times New Roman" w:cs="Times New Roman"/>
-        </w:rPr>
-        <w:t>rogram</w:t>
-      </w:r>
-      <w:proofErr w:type="spellEnd"/>
-      <w:r>
-        <w:rPr>
-          <w:rFonts w:ascii="Times New Roman" w:hAnsi="Times New Roman" w:cs="Times New Roman"/>
-        </w:rPr>
-        <w:t>}</w:t>
+      <w:r>
+        <w:rPr>
+          <w:rFonts w:ascii="Times New Roman" w:hAnsi="Times New Roman" w:cs="Times New Roman"/>
+          <w:sz w:val="24"/>
+          <w:szCs w:val="24"/>
+        </w:rPr>
+        <w:t>Nama</w:t>
+      </w:r>
+      <w:r>
+        <w:rPr>
+          <w:rFonts w:ascii="Times New Roman" w:hAnsi="Times New Roman" w:cs="Times New Roman"/>
+          <w:sz w:val="24"/>
+          <w:szCs w:val="24"/>
+        </w:rPr>
+        <w:tab/>
+      </w:r>
+      <w:r>
+        <w:rPr>
+          <w:rFonts w:ascii="Times New Roman" w:hAnsi="Times New Roman" w:cs="Times New Roman"/>
+          <w:sz w:val="24"/>
+          <w:szCs w:val="24"/>
+        </w:rPr>
+        <w:tab/>
+      </w:r>
+      <w:r>
+        <w:rPr>
+          <w:rFonts w:ascii="Times New Roman" w:hAnsi="Times New Roman" w:cs="Times New Roman"/>
+          <w:sz w:val="24"/>
+          <w:szCs w:val="24"/>
+        </w:rPr>
+        <w:tab/>
+      </w:r>
+      <w:r>
+        <w:rPr>
+          <w:rFonts w:ascii="Times New Roman" w:hAnsi="Times New Roman" w:cs="Times New Roman"/>
+          <w:sz w:val="24"/>
+          <w:szCs w:val="24"/>
+        </w:rPr>
+        <w:tab/>
+      </w:r>
+      <w:r>
+        <w:rPr>
+          <w:rFonts w:ascii="Times New Roman" w:hAnsi="Times New Roman" w:cs="Times New Roman"/>
+          <w:sz w:val="24"/>
+          <w:szCs w:val="24"/>
+        </w:rPr>
+        <w:t>: {nama}</w:t>
       </w:r>
     </w:p>
     <w:p>
       <w:pPr>
-        <w:spacing w:after="0"/>
-        <w:ind w:firstLine="720"/>
-        <w:jc w:val="both"/>
-        <w:rPr>
-          <w:rFonts w:ascii="Times New Roman" w:hAnsi="Times New Roman" w:cs="Times New Roman"/>
+        <w:spacing w:after="0" w:line="360" w:lineRule="auto"/>
+        <w:ind w:right="-755" w:firstLine="720"/>
+        <w:rPr>
+          <w:rFonts w:ascii="Times New Roman" w:hAnsi="Times New Roman" w:cs="Times New Roman"/>
+          <w:sz w:val="24"/>
+          <w:szCs w:val="24"/>
+        </w:rPr>
+      </w:pPr>
+      <w:r>
+        <w:rPr>
+          <w:rFonts w:ascii="Times New Roman" w:hAnsi="Times New Roman" w:cs="Times New Roman"/>
+          <w:sz w:val="24"/>
+          <w:szCs w:val="24"/>
+        </w:rPr>
+        <w:t>NIK</w:t>
+      </w:r>
+      <w:r>
+        <w:rPr>
+          <w:rFonts w:ascii="Times New Roman" w:hAnsi="Times New Roman" w:cs="Times New Roman"/>
+          <w:sz w:val="24"/>
+          <w:szCs w:val="24"/>
+        </w:rPr>
+        <w:tab/>
+      </w:r>
+      <w:r>
+        <w:rPr>
+          <w:rFonts w:ascii="Times New Roman" w:hAnsi="Times New Roman" w:cs="Times New Roman"/>
+          <w:sz w:val="24"/>
+          <w:szCs w:val="24"/>
+        </w:rPr>
+        <w:tab/>
+      </w:r>
+      <w:r>
+        <w:rPr>
+          <w:rFonts w:ascii="Times New Roman" w:hAnsi="Times New Roman" w:cs="Times New Roman"/>
+          <w:sz w:val="24"/>
+          <w:szCs w:val="24"/>
+        </w:rPr>
+        <w:tab/>
+      </w:r>
+      <w:r>
+        <w:rPr>
+          <w:rFonts w:ascii="Times New Roman" w:hAnsi="Times New Roman" w:cs="Times New Roman"/>
+          <w:sz w:val="24"/>
+          <w:szCs w:val="24"/>
+        </w:rPr>
+        <w:tab/>
+      </w:r>
+      <w:r>
+        <w:rPr>
+          <w:rFonts w:ascii="Times New Roman" w:hAnsi="Times New Roman" w:cs="Times New Roman"/>
+          <w:sz w:val="24"/>
+          <w:szCs w:val="24"/>
+        </w:rPr>
+        <w:t>: {</w:t>
+      </w:r>
+      <w:proofErr w:type="spellStart"/>
+      <w:r>
+        <w:rPr>
+          <w:rFonts w:ascii="Times New Roman" w:hAnsi="Times New Roman" w:cs="Times New Roman"/>
+          <w:sz w:val="24"/>
+          <w:szCs w:val="24"/>
+        </w:rPr>
+        <w:t>nik</w:t>
+      </w:r>
+      <w:proofErr w:type="spellEnd"/>
+      <w:r>
+        <w:rPr>
+          <w:rFonts w:ascii="Times New Roman" w:hAnsi="Times New Roman" w:cs="Times New Roman"/>
+          <w:sz w:val="24"/>
+          <w:szCs w:val="24"/>
+        </w:rPr>
+        <w:t>}</w:t>
+      </w:r>
+    </w:p>
+    <w:p>
+      <w:pPr>
+        <w:spacing w:after="0" w:line="360" w:lineRule="auto"/>
+        <w:ind w:right="-755" w:firstLine="720"/>
+        <w:rPr>
+          <w:rFonts w:ascii="Times New Roman" w:hAnsi="Times New Roman" w:cs="Times New Roman"/>
+          <w:sz w:val="24"/>
+          <w:szCs w:val="24"/>
+        </w:rPr>
+      </w:pPr>
+      <w:proofErr w:type="spellStart"/>
+      <w:r>
+        <w:rPr>
+          <w:rFonts w:ascii="Times New Roman" w:hAnsi="Times New Roman" w:cs="Times New Roman"/>
+          <w:sz w:val="24"/>
+          <w:szCs w:val="24"/>
+        </w:rPr>
+        <w:t>Tempat</w:t>
+      </w:r>
+      <w:proofErr w:type="spellEnd"/>
+      <w:r>
+        <w:rPr>
+          <w:rFonts w:ascii="Times New Roman" w:hAnsi="Times New Roman" w:cs="Times New Roman"/>
+          <w:sz w:val="24"/>
+          <w:szCs w:val="24"/>
+        </w:rPr>
+        <w:t xml:space="preserve">/ </w:t>
+      </w:r>
+      <w:proofErr w:type="spellStart"/>
+      <w:r>
+        <w:rPr>
+          <w:rFonts w:ascii="Times New Roman" w:hAnsi="Times New Roman" w:cs="Times New Roman"/>
+          <w:sz w:val="24"/>
+          <w:szCs w:val="24"/>
+        </w:rPr>
+        <w:t>Tanggal</w:t>
+      </w:r>
+      <w:proofErr w:type="spellEnd"/>
+      <w:r>
+        <w:rPr>
+          <w:rFonts w:ascii="Times New Roman" w:hAnsi="Times New Roman" w:cs="Times New Roman"/>
+          <w:sz w:val="24"/>
+          <w:szCs w:val="24"/>
+        </w:rPr>
+        <w:t xml:space="preserve"> Lahir </w:t>
+      </w:r>
+      <w:r>
+        <w:rPr>
+          <w:rFonts w:ascii="Times New Roman" w:hAnsi="Times New Roman" w:cs="Times New Roman"/>
+          <w:sz w:val="24"/>
+          <w:szCs w:val="24"/>
+        </w:rPr>
+        <w:tab/>
+        <w:t>: {</w:t>
+      </w:r>
+      <w:proofErr w:type="spellStart"/>
+      <w:r>
+        <w:rPr>
+          <w:rFonts w:ascii="Times New Roman" w:hAnsi="Times New Roman" w:cs="Times New Roman"/>
+          <w:sz w:val="24"/>
+          <w:szCs w:val="24"/>
+        </w:rPr>
+        <w:t>tempat_tanggal_lahir</w:t>
+      </w:r>
+      <w:proofErr w:type="spellEnd"/>
+      <w:r>
+        <w:rPr>
+          <w:rFonts w:ascii="Times New Roman" w:hAnsi="Times New Roman" w:cs="Times New Roman"/>
+          <w:sz w:val="24"/>
+          <w:szCs w:val="24"/>
+        </w:rPr>
+        <w:t>}</w:t>
+      </w:r>
+    </w:p>
+    <w:p>
+      <w:pPr>
+        <w:spacing w:after="0" w:line="360" w:lineRule="auto"/>
+        <w:ind w:right="-755" w:firstLine="720"/>
+        <w:rPr>
+          <w:rFonts w:ascii="Times New Roman" w:hAnsi="Times New Roman" w:cs="Times New Roman"/>
+          <w:sz w:val="24"/>
+          <w:szCs w:val="24"/>
+        </w:rPr>
+      </w:pPr>
+      <w:r>
+        <w:rPr>
+          <w:rFonts w:ascii="Times New Roman" w:hAnsi="Times New Roman" w:cs="Times New Roman"/>
+          <w:sz w:val="24"/>
+          <w:szCs w:val="24"/>
+        </w:rPr>
+        <w:t>Alamat</w:t>
+      </w:r>
+      <w:r>
+        <w:rPr>
+          <w:rFonts w:ascii="Times New Roman" w:hAnsi="Times New Roman" w:cs="Times New Roman"/>
+          <w:sz w:val="24"/>
+          <w:szCs w:val="24"/>
+        </w:rPr>
+        <w:tab/>
+      </w:r>
+      <w:r>
+        <w:rPr>
+          <w:rFonts w:ascii="Times New Roman" w:hAnsi="Times New Roman" w:cs="Times New Roman"/>
+          <w:sz w:val="24"/>
+          <w:szCs w:val="24"/>
+        </w:rPr>
+        <w:tab/>
+      </w:r>
+      <w:r>
+        <w:rPr>
+          <w:rFonts w:ascii="Times New Roman" w:hAnsi="Times New Roman" w:cs="Times New Roman"/>
+          <w:sz w:val="24"/>
+          <w:szCs w:val="24"/>
+        </w:rPr>
+        <w:tab/>
+      </w:r>
+      <w:r>
+        <w:rPr>
+          <w:rFonts w:ascii="Times New Roman" w:hAnsi="Times New Roman" w:cs="Times New Roman"/>
+          <w:sz w:val="24"/>
+          <w:szCs w:val="24"/>
+        </w:rPr>
+        <w:tab/>
+      </w:r>
+      <w:r>
+        <w:rPr>
+          <w:rFonts w:ascii="Times New Roman" w:hAnsi="Times New Roman" w:cs="Times New Roman"/>
+          <w:sz w:val="24"/>
+          <w:szCs w:val="24"/>
+        </w:rPr>
+        <w:t>: {</w:t>
+      </w:r>
+      <w:proofErr w:type="spellStart"/>
+      <w:r>
+        <w:rPr>
+          <w:rFonts w:ascii="Times New Roman" w:hAnsi="Times New Roman" w:cs="Times New Roman"/>
+          <w:sz w:val="24"/>
+          <w:szCs w:val="24"/>
+        </w:rPr>
+        <w:t>alam</w:t>
+      </w:r>
+      <w:r>
+        <w:rPr>
+          <w:rFonts w:ascii="Times New Roman" w:hAnsi="Times New Roman" w:cs="Times New Roman"/>
+          <w:sz w:val="24"/>
+          <w:szCs w:val="24"/>
+        </w:rPr>
+        <w:t>a</w:t>
+      </w:r>
+      <w:r>
+        <w:rPr>
+          <w:rFonts w:ascii="Times New Roman" w:hAnsi="Times New Roman" w:cs="Times New Roman"/>
+          <w:sz w:val="24"/>
+          <w:szCs w:val="24"/>
+        </w:rPr>
+        <w:t>t</w:t>
+      </w:r>
+      <w:proofErr w:type="spellEnd"/>
+      <w:r>
+        <w:rPr>
+          <w:rFonts w:ascii="Times New Roman" w:hAnsi="Times New Roman" w:cs="Times New Roman"/>
+          <w:sz w:val="24"/>
+          <w:szCs w:val="24"/>
+        </w:rPr>
+        <w:t>}</w:t>
+      </w:r>
+    </w:p>
+    <w:p>
+      <w:pPr>
+        <w:spacing w:after="0" w:line="360" w:lineRule="auto"/>
+        <w:ind w:right="-755" w:firstLine="720"/>
+        <w:rPr>
+          <w:rFonts w:ascii="Times New Roman" w:hAnsi="Times New Roman" w:cs="Times New Roman"/>
+          <w:sz w:val="24"/>
+          <w:szCs w:val="24"/>
+        </w:rPr>
+      </w:pPr>
+      <w:r>
+        <w:rPr>
+          <w:rFonts w:ascii="Times New Roman" w:hAnsi="Times New Roman" w:cs="Times New Roman"/>
+          <w:sz w:val="24"/>
+          <w:szCs w:val="24"/>
+        </w:rPr>
+        <w:t>{#is_usaha}</w:t>
+      </w:r>
+    </w:p>
+    <w:p>
+      <w:pPr>
+        <w:spacing w:after="0" w:line="360" w:lineRule="auto"/>
+        <w:ind w:right="-755" w:firstLine="720"/>
+        <w:rPr>
+          <w:rFonts w:ascii="Times New Roman" w:hAnsi="Times New Roman" w:cs="Times New Roman"/>
+          <w:sz w:val="24"/>
+          <w:szCs w:val="24"/>
+        </w:rPr>
+      </w:pPr>
+      <w:r>
+        <w:rPr>
+          <w:rFonts w:ascii="Times New Roman" w:hAnsi="Times New Roman" w:cs="Times New Roman"/>
+          <w:sz w:val="24"/>
+          <w:szCs w:val="24"/>
+        </w:rPr>
+        <w:t xml:space="preserve">Nama Usaha </w:t>
+      </w:r>
+      <w:r>
+        <w:rPr>
+          <w:rFonts w:ascii="Times New Roman" w:hAnsi="Times New Roman" w:cs="Times New Roman"/>
+          <w:sz w:val="24"/>
+          <w:szCs w:val="24"/>
+        </w:rPr>
+        <w:tab/>
+      </w:r>
+      <w:r>
+        <w:rPr>
+          <w:rFonts w:ascii="Times New Roman" w:hAnsi="Times New Roman" w:cs="Times New Roman"/>
+          <w:sz w:val="24"/>
+          <w:szCs w:val="24"/>
+        </w:rPr>
+        <w:tab/>
+      </w:r>
+      <w:r>
+        <w:rPr>
+          <w:rFonts w:ascii="Times New Roman" w:hAnsi="Times New Roman" w:cs="Times New Roman"/>
+          <w:sz w:val="24"/>
+          <w:szCs w:val="24"/>
+        </w:rPr>
+        <w:tab/>
+      </w:r>
+      <w:r>
+        <w:rPr>
+          <w:rFonts w:ascii="Times New Roman" w:hAnsi="Times New Roman" w:cs="Times New Roman"/>
+          <w:sz w:val="24"/>
+          <w:szCs w:val="24"/>
+        </w:rPr>
+        <w:t>: {</w:t>
+      </w:r>
+      <w:proofErr w:type="spellStart"/>
+      <w:r>
+        <w:rPr>
+          <w:rFonts w:ascii="Times New Roman" w:hAnsi="Times New Roman" w:cs="Times New Roman"/>
+          <w:sz w:val="24"/>
+          <w:szCs w:val="24"/>
+        </w:rPr>
+        <w:t>nama_usaha</w:t>
+      </w:r>
+      <w:proofErr w:type="spellEnd"/>
+      <w:r>
+        <w:rPr>
+          <w:rFonts w:ascii="Times New Roman" w:hAnsi="Times New Roman" w:cs="Times New Roman"/>
+          <w:sz w:val="24"/>
+          <w:szCs w:val="24"/>
+        </w:rPr>
+        <w:t>}</w:t>
+      </w:r>
+    </w:p>
+    <w:p>
+      <w:pPr>
+        <w:spacing w:after="0" w:line="360" w:lineRule="auto"/>
+        <w:ind w:right="-755" w:firstLine="720"/>
+        <w:rPr>
+          <w:rFonts w:ascii="Times New Roman" w:hAnsi="Times New Roman" w:cs="Times New Roman"/>
+          <w:sz w:val="24"/>
+          <w:szCs w:val="24"/>
+        </w:rPr>
+      </w:pPr>
+      <w:r>
+        <w:rPr>
+          <w:rFonts w:ascii="Times New Roman" w:hAnsi="Times New Roman" w:cs="Times New Roman"/>
+          <w:sz w:val="24"/>
+          <w:szCs w:val="24"/>
+        </w:rPr>
+        <w:t>Sektor Usaha</w:t>
+      </w:r>
+      <w:r>
+        <w:rPr>
+          <w:rFonts w:ascii="Times New Roman" w:hAnsi="Times New Roman" w:cs="Times New Roman"/>
+          <w:sz w:val="24"/>
+          <w:szCs w:val="24"/>
+        </w:rPr>
+        <w:tab/>
+      </w:r>
+      <w:r>
+        <w:rPr>
+          <w:rFonts w:ascii="Times New Roman" w:hAnsi="Times New Roman" w:cs="Times New Roman"/>
+          <w:sz w:val="24"/>
+          <w:szCs w:val="24"/>
+        </w:rPr>
+        <w:tab/>
+      </w:r>
+      <w:r>
+        <w:rPr>
+          <w:rFonts w:ascii="Times New Roman" w:hAnsi="Times New Roman" w:cs="Times New Roman"/>
+          <w:sz w:val="24"/>
+          <w:szCs w:val="24"/>
+        </w:rPr>
+        <w:tab/>
+      </w:r>
+      <w:r>
+        <w:rPr>
+          <w:rFonts w:ascii="Times New Roman" w:hAnsi="Times New Roman" w:cs="Times New Roman"/>
+          <w:sz w:val="24"/>
+          <w:szCs w:val="24"/>
+        </w:rPr>
+        <w:t>: {</w:t>
+      </w:r>
+      <w:proofErr w:type="spellStart"/>
+      <w:r>
+        <w:rPr>
+          <w:rFonts w:ascii="Times New Roman" w:hAnsi="Times New Roman" w:cs="Times New Roman"/>
+          <w:sz w:val="24"/>
+          <w:szCs w:val="24"/>
+        </w:rPr>
+        <w:t>sektor_usaha</w:t>
+      </w:r>
+      <w:proofErr w:type="spellEnd"/>
+      <w:r>
+        <w:rPr>
+          <w:rFonts w:ascii="Times New Roman" w:hAnsi="Times New Roman" w:cs="Times New Roman"/>
+          <w:sz w:val="24"/>
+          <w:szCs w:val="24"/>
+        </w:rPr>
+        <w:t>}</w:t>
+      </w:r>
+    </w:p>
+    <w:p>
+      <w:pPr>
+        <w:spacing w:after="0" w:line="360" w:lineRule="auto"/>
+        <w:ind w:right="-755" w:firstLine="720"/>
+        <w:rPr>
+          <w:rFonts w:ascii="Times New Roman" w:hAnsi="Times New Roman" w:cs="Times New Roman"/>
+          <w:sz w:val="24"/>
+          <w:szCs w:val="24"/>
+        </w:rPr>
+      </w:pPr>
+      <w:proofErr w:type="spellStart"/>
+      <w:r>
+        <w:rPr>
+          <w:rFonts w:ascii="Times New Roman" w:hAnsi="Times New Roman" w:cs="Times New Roman"/>
+          <w:sz w:val="24"/>
+          <w:szCs w:val="24"/>
+        </w:rPr>
+        <w:t>Nomor</w:t>
+      </w:r>
+      <w:proofErr w:type="spellEnd"/>
+      <w:r>
+        <w:rPr>
+          <w:rFonts w:ascii="Times New Roman" w:hAnsi="Times New Roman" w:cs="Times New Roman"/>
+          <w:sz w:val="24"/>
+          <w:szCs w:val="24"/>
+        </w:rPr>
+        <w:t xml:space="preserve"> Kontak</w:t>
+      </w:r>
+      <w:r>
+        <w:rPr>
+          <w:rFonts w:ascii="Times New Roman" w:hAnsi="Times New Roman" w:cs="Times New Roman"/>
+          <w:sz w:val="24"/>
+          <w:szCs w:val="24"/>
+        </w:rPr>
+        <w:tab/>
+      </w:r>
+      <w:r>
+        <w:rPr>
+          <w:rFonts w:ascii="Times New Roman" w:hAnsi="Times New Roman" w:cs="Times New Roman"/>
+          <w:sz w:val="24"/>
+          <w:szCs w:val="24"/>
+        </w:rPr>
+        <w:tab/>
+        <w:t>: {</w:t>
+      </w:r>
+      <w:proofErr w:type="spellStart"/>
+      <w:r>
+        <w:rPr>
+          <w:rFonts w:ascii="Times New Roman" w:hAnsi="Times New Roman" w:cs="Times New Roman"/>
+          <w:sz w:val="24"/>
+          <w:szCs w:val="24"/>
+        </w:rPr>
+        <w:t>nomor_kontak</w:t>
+      </w:r>
+      <w:proofErr w:type="spellEnd"/>
+      <w:r>
+        <w:rPr>
+          <w:rFonts w:ascii="Times New Roman" w:hAnsi="Times New Roman" w:cs="Times New Roman"/>
+          <w:sz w:val="24"/>
+          <w:szCs w:val="24"/>
+        </w:rPr>
+        <w:t>}</w:t>
+      </w:r>
+    </w:p>
+    <w:p>
+      <w:pPr>
+        <w:spacing w:after="0" w:line="360" w:lineRule="auto"/>
+        <w:ind w:right="-755" w:firstLine="720"/>
+        <w:rPr>
+          <w:rFonts w:ascii="Times New Roman" w:hAnsi="Times New Roman" w:cs="Times New Roman"/>
+          <w:sz w:val="24"/>
+          <w:szCs w:val="24"/>
+        </w:rPr>
+      </w:pPr>
+      <w:r>
+        <w:rPr>
+          <w:rFonts w:ascii="Times New Roman" w:hAnsi="Times New Roman" w:cs="Times New Roman"/>
+          <w:sz w:val="24"/>
+          <w:szCs w:val="24"/>
+        </w:rPr>
+        <w:t>{/</w:t>
+      </w:r>
+      <w:proofErr w:type="spellStart"/>
+      <w:r>
+        <w:rPr>
+          <w:rFonts w:ascii="Times New Roman" w:hAnsi="Times New Roman" w:cs="Times New Roman"/>
+          <w:sz w:val="24"/>
+          <w:szCs w:val="24"/>
+        </w:rPr>
+        <w:t>is_usaha</w:t>
+      </w:r>
+      <w:proofErr w:type="spellEnd"/>
+      <w:r>
+        <w:rPr>
+          <w:rFonts w:ascii="Times New Roman" w:hAnsi="Times New Roman" w:cs="Times New Roman"/>
+          <w:sz w:val="24"/>
+          <w:szCs w:val="24"/>
+        </w:rPr>
+        <w:t>}</w:t>
+      </w:r>
+      <w:r>
+        <w:rPr>
+          <w:rFonts w:ascii="Times New Roman" w:hAnsi="Times New Roman" w:cs="Times New Roman"/>
+          <w:sz w:val="24"/>
+          <w:szCs w:val="24"/>
+        </w:rPr>
+        <w:br/>
+      </w:r>
+    </w:p>
+    <w:p>
+      <w:pPr>
+        <w:spacing w:after="0" w:line="360" w:lineRule="auto"/>
+        <w:ind w:right="-755" w:firstLine="720"/>
+        <w:rPr>
+          <w:rFonts w:ascii="Times New Roman" w:hAnsi="Times New Roman" w:cs="Times New Roman"/>
+          <w:sz w:val="24"/>
+          <w:szCs w:val="24"/>
         </w:rPr>
       </w:pPr>
     </w:p>
     <w:p>
       <w:pPr>
-        <w:spacing w:after="0"/>
-        <w:ind w:firstLine="720"/>
+        <w:spacing w:after="0" w:line="360" w:lineRule="auto"/>
+        <w:ind w:right="-755" w:firstLine="720"/>
         <w:jc w:val="both"/>
         <w:rPr>
           <w:rFonts w:ascii="Times New Roman" w:hAnsi="Times New Roman" w:cs="Times New Roman"/>
+          <w:sz w:val="24"/>
+          <w:szCs w:val="24"/>
         </w:rPr>
       </w:pPr>
       <w:proofErr w:type="spellStart"/>
       <w:r>
         <w:rPr>
           <w:rFonts w:ascii="Times New Roman" w:hAnsi="Times New Roman" w:cs="Times New Roman"/>
-        </w:rPr>
-        <w:t>Demikian</w:t>
-      </w:r>
-      <w:proofErr w:type="spellEnd"/>
-      <w:r>
-        <w:rPr>
-          <w:rFonts w:ascii="Times New Roman" w:hAnsi="Times New Roman" w:cs="Times New Roman"/>
-        </w:rPr>
-        <w:t xml:space="preserve"> Surat </w:t>
-      </w:r>
-      <w:proofErr w:type="spellStart"/>
-      <w:r>
-        <w:rPr>
-          <w:rFonts w:ascii="Times New Roman" w:hAnsi="Times New Roman" w:cs="Times New Roman"/>
-        </w:rPr>
-        <w:t>Pernyataan</w:t>
-      </w:r>
-      <w:proofErr w:type="spellEnd"/>
-      <w:r>
-        <w:rPr>
-          <w:rFonts w:ascii="Times New Roman" w:hAnsi="Times New Roman" w:cs="Times New Roman"/>
+          <w:sz w:val="24"/>
+          <w:szCs w:val="24"/>
+        </w:rPr>
+        <w:t>Menyatakan</w:t>
+      </w:r>
+      <w:proofErr w:type="spellEnd"/>
+      <w:r>
+        <w:rPr>
+          <w:rFonts w:ascii="Times New Roman" w:hAnsi="Times New Roman" w:cs="Times New Roman"/>
+          <w:sz w:val="24"/>
+          <w:szCs w:val="24"/>
         </w:rPr>
         <w:t xml:space="preserve"> </w:t>
       </w:r>
@@ -1235,13 +846,17 @@
       <w:r>
         <w:rPr>
           <w:rFonts w:ascii="Times New Roman" w:hAnsi="Times New Roman" w:cs="Times New Roman"/>
-        </w:rPr>
-        <w:t>ini</w:t>
-      </w:r>
-      <w:proofErr w:type="spellEnd"/>
-      <w:r>
-        <w:rPr>
-          <w:rFonts w:ascii="Times New Roman" w:hAnsi="Times New Roman" w:cs="Times New Roman"/>
+          <w:sz w:val="24"/>
+          <w:szCs w:val="24"/>
+        </w:rPr>
+        <w:t>Dengan</w:t>
+      </w:r>
+      <w:proofErr w:type="spellEnd"/>
+      <w:r>
+        <w:rPr>
+          <w:rFonts w:ascii="Times New Roman" w:hAnsi="Times New Roman" w:cs="Times New Roman"/>
+          <w:sz w:val="24"/>
+          <w:szCs w:val="24"/>
         </w:rPr>
         <w:t xml:space="preserve"> </w:t>
       </w:r>
@@ -1249,13 +864,17 @@
       <w:r>
         <w:rPr>
           <w:rFonts w:ascii="Times New Roman" w:hAnsi="Times New Roman" w:cs="Times New Roman"/>
-        </w:rPr>
-        <w:t>dibuat</w:t>
-      </w:r>
-      <w:proofErr w:type="spellEnd"/>
-      <w:r>
-        <w:rPr>
-          <w:rFonts w:ascii="Times New Roman" w:hAnsi="Times New Roman" w:cs="Times New Roman"/>
+          <w:sz w:val="24"/>
+          <w:szCs w:val="24"/>
+        </w:rPr>
+        <w:t>sebenar-benarnya</w:t>
+      </w:r>
+      <w:proofErr w:type="spellEnd"/>
+      <w:r>
+        <w:rPr>
+          <w:rFonts w:ascii="Times New Roman" w:hAnsi="Times New Roman" w:cs="Times New Roman"/>
+          <w:sz w:val="24"/>
+          <w:szCs w:val="24"/>
         </w:rPr>
         <w:t xml:space="preserve"> </w:t>
       </w:r>
@@ -1263,6 +882,164 @@
       <w:r>
         <w:rPr>
           <w:rFonts w:ascii="Times New Roman" w:hAnsi="Times New Roman" w:cs="Times New Roman"/>
+          <w:sz w:val="24"/>
+          <w:szCs w:val="24"/>
+        </w:rPr>
+        <w:t>bahwa</w:t>
+      </w:r>
+      <w:proofErr w:type="spellEnd"/>
+      <w:r>
+        <w:rPr>
+          <w:rFonts w:ascii="Times New Roman" w:hAnsi="Times New Roman" w:cs="Times New Roman"/>
+          <w:sz w:val="24"/>
+          <w:szCs w:val="24"/>
+        </w:rPr>
+        <w:t xml:space="preserve"> Saya </w:t>
+      </w:r>
+      <w:r>
+        <w:rPr>
+          <w:rFonts w:ascii="Times New Roman" w:hAnsi="Times New Roman" w:cs="Times New Roman"/>
+          <w:sz w:val="24"/>
+          <w:szCs w:val="24"/>
+        </w:rPr>
+        <w:t>{</w:t>
+      </w:r>
+      <w:proofErr w:type="spellStart"/>
+      <w:r>
+        <w:rPr>
+          <w:rFonts w:ascii="Times New Roman" w:hAnsi="Times New Roman" w:cs="Times New Roman"/>
+          <w:sz w:val="24"/>
+          <w:szCs w:val="24"/>
+        </w:rPr>
+        <w:t>status_peserta</w:t>
+      </w:r>
+      <w:proofErr w:type="spellEnd"/>
+      <w:r>
+        <w:rPr>
+          <w:rFonts w:ascii="Times New Roman" w:hAnsi="Times New Roman" w:cs="Times New Roman"/>
+          <w:sz w:val="24"/>
+          <w:szCs w:val="24"/>
+        </w:rPr>
+        <w:t>}</w:t>
+      </w:r>
+      <w:r>
+        <w:rPr>
+          <w:rFonts w:ascii="Times New Roman" w:hAnsi="Times New Roman" w:cs="Times New Roman"/>
+          <w:sz w:val="24"/>
+          <w:szCs w:val="24"/>
+        </w:rPr>
+        <w:t xml:space="preserve"> dan </w:t>
+      </w:r>
+      <w:proofErr w:type="spellStart"/>
+      <w:r>
+        <w:rPr>
+          <w:rFonts w:ascii="Times New Roman" w:hAnsi="Times New Roman" w:cs="Times New Roman"/>
+          <w:sz w:val="24"/>
+          <w:szCs w:val="24"/>
+        </w:rPr>
+        <w:t>sanggup</w:t>
+      </w:r>
+      <w:proofErr w:type="spellEnd"/>
+      <w:r>
+        <w:rPr>
+          <w:rFonts w:ascii="Times New Roman" w:hAnsi="Times New Roman" w:cs="Times New Roman"/>
+          <w:sz w:val="24"/>
+          <w:szCs w:val="24"/>
+        </w:rPr>
+        <w:t xml:space="preserve"> </w:t>
+      </w:r>
+      <w:proofErr w:type="spellStart"/>
+      <w:r>
+        <w:rPr>
+          <w:rFonts w:ascii="Times New Roman" w:hAnsi="Times New Roman" w:cs="Times New Roman"/>
+          <w:sz w:val="24"/>
+          <w:szCs w:val="24"/>
+        </w:rPr>
+        <w:t>Mengikuti</w:t>
+      </w:r>
+      <w:proofErr w:type="spellEnd"/>
+      <w:r>
+        <w:rPr>
+          <w:rFonts w:ascii="Times New Roman" w:hAnsi="Times New Roman" w:cs="Times New Roman"/>
+          <w:sz w:val="24"/>
+          <w:szCs w:val="24"/>
+        </w:rPr>
+        <w:t xml:space="preserve"> Program </w:t>
+      </w:r>
+      <w:r>
+        <w:rPr>
+          <w:rFonts w:ascii="Times New Roman" w:hAnsi="Times New Roman" w:cs="Times New Roman"/>
+          <w:sz w:val="24"/>
+          <w:szCs w:val="24"/>
+        </w:rPr>
+        <w:t>{</w:t>
+      </w:r>
+      <w:proofErr w:type="spellStart"/>
+      <w:r>
+        <w:rPr>
+          <w:rFonts w:ascii="Times New Roman" w:hAnsi="Times New Roman" w:cs="Times New Roman"/>
+          <w:sz w:val="24"/>
+          <w:szCs w:val="24"/>
+        </w:rPr>
+        <w:t>nama</w:t>
+      </w:r>
+      <w:r>
+        <w:rPr>
+          <w:rFonts w:ascii="Times New Roman" w:hAnsi="Times New Roman" w:cs="Times New Roman"/>
+          <w:sz w:val="24"/>
+          <w:szCs w:val="24"/>
+        </w:rPr>
+        <w:t>_p</w:t>
+      </w:r>
+      <w:r>
+        <w:rPr>
+          <w:rFonts w:ascii="Times New Roman" w:hAnsi="Times New Roman" w:cs="Times New Roman"/>
+          <w:sz w:val="24"/>
+          <w:szCs w:val="24"/>
+        </w:rPr>
+        <w:t>rogram</w:t>
+      </w:r>
+      <w:proofErr w:type="spellEnd"/>
+      <w:r>
+        <w:rPr>
+          <w:rFonts w:ascii="Times New Roman" w:hAnsi="Times New Roman" w:cs="Times New Roman"/>
+          <w:sz w:val="24"/>
+          <w:szCs w:val="24"/>
+        </w:rPr>
+        <w:t>}</w:t>
+      </w:r>
+      <w:r>
+        <w:rPr>
+          <w:rFonts w:ascii="Times New Roman" w:hAnsi="Times New Roman" w:cs="Times New Roman"/>
+          <w:sz w:val="24"/>
+          <w:szCs w:val="24"/>
+        </w:rPr>
+        <w:t xml:space="preserve"> </w:t>
+      </w:r>
+      <w:proofErr w:type="spellStart"/>
+      <w:r>
+        <w:rPr>
+          <w:rFonts w:ascii="Times New Roman" w:hAnsi="Times New Roman" w:cs="Times New Roman"/>
+          <w:sz w:val="24"/>
+          <w:szCs w:val="24"/>
+        </w:rPr>
+        <w:t>sesuai</w:t>
+      </w:r>
+      <w:proofErr w:type="spellEnd"/>
+      <w:r>
+        <w:rPr>
+          <w:rFonts w:ascii="Times New Roman" w:hAnsi="Times New Roman" w:cs="Times New Roman"/>
+          <w:sz w:val="24"/>
+          <w:szCs w:val="24"/>
+        </w:rPr>
+        <w:t xml:space="preserve"> </w:t>
+      </w:r>
+      <w:proofErr w:type="spellStart"/>
+      <w:r>
+        <w:rPr>
+          <w:rFonts w:ascii="Times New Roman" w:hAnsi="Times New Roman" w:cs="Times New Roman"/>
+          <w:sz w:val="24"/>
+          <w:szCs w:val="24"/>
         </w:rPr>
         <w:t>dengan</w:t>
       </w:r>
@@ -1270,6 +1047,8 @@
       <w:r>
         <w:rPr>
           <w:rFonts w:ascii="Times New Roman" w:hAnsi="Times New Roman" w:cs="Times New Roman"/>
+          <w:sz w:val="24"/>
+          <w:szCs w:val="24"/>
         </w:rPr>
         <w:t xml:space="preserve"> </w:t>
       </w:r>
@@ -1277,27 +1056,35 @@
       <w:r>
         <w:rPr>
           <w:rFonts w:ascii="Times New Roman" w:hAnsi="Times New Roman" w:cs="Times New Roman"/>
-        </w:rPr>
-        <w:t>sebenar-benarnya</w:t>
-      </w:r>
-      <w:proofErr w:type="spellEnd"/>
-      <w:r>
-        <w:rPr>
-          <w:rFonts w:ascii="Times New Roman" w:hAnsi="Times New Roman" w:cs="Times New Roman"/>
-        </w:rPr>
-        <w:t xml:space="preserve">, </w:t>
-      </w:r>
-      <w:proofErr w:type="spellStart"/>
-      <w:r>
-        <w:rPr>
-          <w:rFonts w:ascii="Times New Roman" w:hAnsi="Times New Roman" w:cs="Times New Roman"/>
-        </w:rPr>
-        <w:t>untuk</w:t>
-      </w:r>
-      <w:proofErr w:type="spellEnd"/>
-      <w:r>
-        <w:rPr>
-          <w:rFonts w:ascii="Times New Roman" w:hAnsi="Times New Roman" w:cs="Times New Roman"/>
+          <w:sz w:val="24"/>
+          <w:szCs w:val="24"/>
+        </w:rPr>
+        <w:t>ketentuan</w:t>
+      </w:r>
+      <w:proofErr w:type="spellEnd"/>
+      <w:r>
+        <w:rPr>
+          <w:rFonts w:ascii="Times New Roman" w:hAnsi="Times New Roman" w:cs="Times New Roman"/>
+          <w:sz w:val="24"/>
+          <w:szCs w:val="24"/>
+        </w:rPr>
+        <w:t xml:space="preserve"> yang </w:t>
+      </w:r>
+      <w:proofErr w:type="spellStart"/>
+      <w:r>
+        <w:rPr>
+          <w:rFonts w:ascii="Times New Roman" w:hAnsi="Times New Roman" w:cs="Times New Roman"/>
+          <w:sz w:val="24"/>
+          <w:szCs w:val="24"/>
+        </w:rPr>
+        <w:t>berlaku</w:t>
+      </w:r>
+      <w:proofErr w:type="spellEnd"/>
+      <w:r>
+        <w:rPr>
+          <w:rFonts w:ascii="Times New Roman" w:hAnsi="Times New Roman" w:cs="Times New Roman"/>
+          <w:sz w:val="24"/>
+          <w:szCs w:val="24"/>
         </w:rPr>
         <w:t xml:space="preserve"> </w:t>
       </w:r>
@@ -1305,13 +1092,17 @@
       <w:r>
         <w:rPr>
           <w:rFonts w:ascii="Times New Roman" w:hAnsi="Times New Roman" w:cs="Times New Roman"/>
-        </w:rPr>
-        <w:t>memenuhi</w:t>
-      </w:r>
-      <w:proofErr w:type="spellEnd"/>
-      <w:r>
-        <w:rPr>
-          <w:rFonts w:ascii="Times New Roman" w:hAnsi="Times New Roman" w:cs="Times New Roman"/>
+          <w:sz w:val="24"/>
+          <w:szCs w:val="24"/>
+        </w:rPr>
+        <w:t>serta</w:t>
+      </w:r>
+      <w:proofErr w:type="spellEnd"/>
+      <w:r>
+        <w:rPr>
+          <w:rFonts w:ascii="Times New Roman" w:hAnsi="Times New Roman" w:cs="Times New Roman"/>
+          <w:sz w:val="24"/>
+          <w:szCs w:val="24"/>
         </w:rPr>
         <w:t xml:space="preserve"> </w:t>
       </w:r>
@@ -1319,13 +1110,17 @@
       <w:r>
         <w:rPr>
           <w:rFonts w:ascii="Times New Roman" w:hAnsi="Times New Roman" w:cs="Times New Roman"/>
-        </w:rPr>
-        <w:t>persyaratan</w:t>
-      </w:r>
-      <w:proofErr w:type="spellEnd"/>
-      <w:r>
-        <w:rPr>
-          <w:rFonts w:ascii="Times New Roman" w:hAnsi="Times New Roman" w:cs="Times New Roman"/>
+          <w:sz w:val="24"/>
+          <w:szCs w:val="24"/>
+        </w:rPr>
+        <w:t>menerima</w:t>
+      </w:r>
+      <w:proofErr w:type="spellEnd"/>
+      <w:r>
+        <w:rPr>
+          <w:rFonts w:ascii="Times New Roman" w:hAnsi="Times New Roman" w:cs="Times New Roman"/>
+          <w:sz w:val="24"/>
+          <w:szCs w:val="24"/>
         </w:rPr>
         <w:t xml:space="preserve"> </w:t>
       </w:r>
@@ -1333,19 +1128,79 @@
       <w:r>
         <w:rPr>
           <w:rFonts w:ascii="Times New Roman" w:hAnsi="Times New Roman" w:cs="Times New Roman"/>
-        </w:rPr>
-        <w:t>sebagai</w:t>
-      </w:r>
-      <w:proofErr w:type="spellEnd"/>
-      <w:r>
-        <w:rPr>
-          <w:rFonts w:ascii="Times New Roman" w:hAnsi="Times New Roman" w:cs="Times New Roman"/>
-        </w:rPr>
-        <w:t xml:space="preserve"> Calon </w:t>
-      </w:r>
-      <w:r>
-        <w:rPr>
-          <w:rFonts w:ascii="Times New Roman" w:hAnsi="Times New Roman" w:cs="Times New Roman"/>
+          <w:sz w:val="24"/>
+          <w:szCs w:val="24"/>
+        </w:rPr>
+        <w:t>setiap</w:t>
+      </w:r>
+      <w:proofErr w:type="spellEnd"/>
+      <w:r>
+        <w:rPr>
+          <w:rFonts w:ascii="Times New Roman" w:hAnsi="Times New Roman" w:cs="Times New Roman"/>
+          <w:sz w:val="24"/>
+          <w:szCs w:val="24"/>
+        </w:rPr>
+        <w:t xml:space="preserve"> </w:t>
+      </w:r>
+      <w:proofErr w:type="spellStart"/>
+      <w:r>
+        <w:rPr>
+          <w:rFonts w:ascii="Times New Roman" w:hAnsi="Times New Roman" w:cs="Times New Roman"/>
+          <w:sz w:val="24"/>
+          <w:szCs w:val="24"/>
+        </w:rPr>
+        <w:t>keputusan</w:t>
+      </w:r>
+      <w:proofErr w:type="spellEnd"/>
+      <w:r>
+        <w:rPr>
+          <w:rFonts w:ascii="Times New Roman" w:hAnsi="Times New Roman" w:cs="Times New Roman"/>
+          <w:sz w:val="24"/>
+          <w:szCs w:val="24"/>
+        </w:rPr>
+        <w:t xml:space="preserve"> </w:t>
+      </w:r>
+      <w:proofErr w:type="spellStart"/>
+      <w:r>
+        <w:rPr>
+          <w:rFonts w:ascii="Times New Roman" w:hAnsi="Times New Roman" w:cs="Times New Roman"/>
+          <w:sz w:val="24"/>
+          <w:szCs w:val="24"/>
+        </w:rPr>
+        <w:t>dalam</w:t>
+      </w:r>
+      <w:proofErr w:type="spellEnd"/>
+      <w:r>
+        <w:rPr>
+          <w:rFonts w:ascii="Times New Roman" w:hAnsi="Times New Roman" w:cs="Times New Roman"/>
+          <w:sz w:val="24"/>
+          <w:szCs w:val="24"/>
+        </w:rPr>
+        <w:t xml:space="preserve"> </w:t>
+      </w:r>
+      <w:proofErr w:type="spellStart"/>
+      <w:r>
+        <w:rPr>
+          <w:rFonts w:ascii="Times New Roman" w:hAnsi="Times New Roman" w:cs="Times New Roman"/>
+          <w:sz w:val="24"/>
+          <w:szCs w:val="24"/>
+        </w:rPr>
+        <w:t>rangka</w:t>
+      </w:r>
+      <w:proofErr w:type="spellEnd"/>
+      <w:r>
+        <w:rPr>
+          <w:rFonts w:ascii="Times New Roman" w:hAnsi="Times New Roman" w:cs="Times New Roman"/>
+          <w:sz w:val="24"/>
+          <w:szCs w:val="24"/>
+        </w:rPr>
+        <w:t xml:space="preserve"> </w:t>
+      </w:r>
+      <w:r>
+        <w:rPr>
+          <w:rFonts w:ascii="Times New Roman" w:hAnsi="Times New Roman" w:cs="Times New Roman"/>
+          <w:sz w:val="24"/>
+          <w:szCs w:val="24"/>
         </w:rPr>
         <w:t>{</w:t>
       </w:r>
@@ -1353,18 +1208,24 @@
       <w:r>
         <w:rPr>
           <w:rFonts w:ascii="Times New Roman" w:hAnsi="Times New Roman" w:cs="Times New Roman"/>
+          <w:sz w:val="24"/>
+          <w:szCs w:val="24"/>
         </w:rPr>
         <w:t>nama</w:t>
       </w:r>
       <w:r>
         <w:rPr>
           <w:rFonts w:ascii="Times New Roman" w:hAnsi="Times New Roman" w:cs="Times New Roman"/>
+          <w:sz w:val="24"/>
+          <w:szCs w:val="24"/>
         </w:rPr>
         <w:t>_p</w:t>
       </w:r>
       <w:r>
         <w:rPr>
           <w:rFonts w:ascii="Times New Roman" w:hAnsi="Times New Roman" w:cs="Times New Roman"/>
+          <w:sz w:val="24"/>
+          <w:szCs w:val="24"/>
         </w:rPr>
         <w:t>rogram</w:t>
       </w:r>
@@ -1372,13 +1233,17 @@
       <w:r>
         <w:rPr>
           <w:rFonts w:ascii="Times New Roman" w:hAnsi="Times New Roman" w:cs="Times New Roman"/>
-        </w:rPr>
-        <w:t>}</w:t>
-      </w:r>
-      <w:proofErr w:type="spellStart"/>
-      <w:r>
-        <w:rPr>
-          <w:rFonts w:ascii="Times New Roman" w:hAnsi="Times New Roman" w:cs="Times New Roman"/>
+          <w:sz w:val="24"/>
+          <w:szCs w:val="24"/>
+        </w:rPr>
+        <w:t xml:space="preserve">} </w:t>
+      </w:r>
+      <w:proofErr w:type="spellStart"/>
+      <w:r>
+        <w:rPr>
+          <w:rFonts w:ascii="Times New Roman" w:hAnsi="Times New Roman" w:cs="Times New Roman"/>
+          <w:sz w:val="24"/>
+          <w:szCs w:val="24"/>
         </w:rPr>
         <w:t>Tahun</w:t>
       </w:r>
@@ -1386,12 +1251,16 @@
       <w:r>
         <w:rPr>
           <w:rFonts w:ascii="Times New Roman" w:hAnsi="Times New Roman" w:cs="Times New Roman"/>
+          <w:sz w:val="24"/>
+          <w:szCs w:val="24"/>
         </w:rPr>
         <w:t xml:space="preserve"> </w:t>
       </w:r>
       <w:r>
         <w:rPr>
           <w:rFonts w:ascii="Times New Roman" w:hAnsi="Times New Roman" w:cs="Times New Roman"/>
+          <w:sz w:val="24"/>
+          <w:szCs w:val="24"/>
         </w:rPr>
         <w:t>{</w:t>
       </w:r>
@@ -1399,18 +1268,24 @@
       <w:r>
         <w:rPr>
           <w:rFonts w:ascii="Times New Roman" w:hAnsi="Times New Roman" w:cs="Times New Roman"/>
+          <w:sz w:val="24"/>
+          <w:szCs w:val="24"/>
         </w:rPr>
         <w:t>tahun</w:t>
       </w:r>
       <w:r>
         <w:rPr>
           <w:rFonts w:ascii="Times New Roman" w:hAnsi="Times New Roman" w:cs="Times New Roman"/>
+          <w:sz w:val="24"/>
+          <w:szCs w:val="24"/>
         </w:rPr>
         <w:t>_p</w:t>
       </w:r>
       <w:r>
         <w:rPr>
           <w:rFonts w:ascii="Times New Roman" w:hAnsi="Times New Roman" w:cs="Times New Roman"/>
+          <w:sz w:val="24"/>
+          <w:szCs w:val="24"/>
         </w:rPr>
         <w:t>rogram</w:t>
       </w:r>
@@ -1418,35 +1293,220 @@
       <w:r>
         <w:rPr>
           <w:rFonts w:ascii="Times New Roman" w:hAnsi="Times New Roman" w:cs="Times New Roman"/>
+          <w:sz w:val="24"/>
+          <w:szCs w:val="24"/>
         </w:rPr>
         <w:t>}</w:t>
       </w:r>
     </w:p>
     <w:p>
       <w:pPr>
-        <w:spacing w:after="0"/>
-        <w:rPr>
-          <w:rFonts w:ascii="Times New Roman" w:hAnsi="Times New Roman" w:cs="Times New Roman"/>
+        <w:spacing w:after="0" w:line="360" w:lineRule="auto"/>
+        <w:ind w:right="-755" w:firstLine="720"/>
+        <w:jc w:val="both"/>
+        <w:rPr>
+          <w:rFonts w:ascii="Times New Roman" w:hAnsi="Times New Roman" w:cs="Times New Roman"/>
+          <w:sz w:val="24"/>
+          <w:szCs w:val="24"/>
         </w:rPr>
       </w:pPr>
     </w:p>
     <w:p>
       <w:pPr>
-        <w:spacing w:after="0"/>
-        <w:ind w:left="5760" w:firstLine="720"/>
-        <w:rPr>
-          <w:rFonts w:ascii="Times New Roman" w:hAnsi="Times New Roman" w:cs="Times New Roman"/>
+        <w:spacing w:after="0" w:line="360" w:lineRule="auto"/>
+        <w:ind w:right="-755" w:firstLine="720"/>
+        <w:jc w:val="both"/>
+        <w:rPr>
+          <w:rFonts w:ascii="Times New Roman" w:hAnsi="Times New Roman" w:cs="Times New Roman"/>
+          <w:sz w:val="24"/>
+          <w:szCs w:val="24"/>
         </w:rPr>
       </w:pPr>
-      <w:r>
-        <w:rPr>
-          <w:rFonts w:ascii="Times New Roman" w:hAnsi="Times New Roman" w:cs="Times New Roman"/>
-        </w:rPr>
-        <w:t xml:space="preserve">Cianjur, </w:t>
-      </w:r>
-      <w:r>
-        <w:rPr>
-          <w:rFonts w:ascii="Times New Roman" w:hAnsi="Times New Roman" w:cs="Times New Roman"/>
+      <w:proofErr w:type="spellStart"/>
+      <w:r>
+        <w:rPr>
+          <w:rFonts w:ascii="Times New Roman" w:hAnsi="Times New Roman" w:cs="Times New Roman"/>
+          <w:sz w:val="24"/>
+          <w:szCs w:val="24"/>
+        </w:rPr>
+        <w:t>Demikian</w:t>
+      </w:r>
+      <w:proofErr w:type="spellEnd"/>
+      <w:r>
+        <w:rPr>
+          <w:rFonts w:ascii="Times New Roman" w:hAnsi="Times New Roman" w:cs="Times New Roman"/>
+          <w:sz w:val="24"/>
+          <w:szCs w:val="24"/>
+        </w:rPr>
+        <w:t xml:space="preserve"> Surat </w:t>
+      </w:r>
+      <w:proofErr w:type="spellStart"/>
+      <w:r>
+        <w:rPr>
+          <w:rFonts w:ascii="Times New Roman" w:hAnsi="Times New Roman" w:cs="Times New Roman"/>
+          <w:sz w:val="24"/>
+          <w:szCs w:val="24"/>
+        </w:rPr>
+        <w:t>Pernyataan</w:t>
+      </w:r>
+      <w:proofErr w:type="spellEnd"/>
+      <w:r>
+        <w:rPr>
+          <w:rFonts w:ascii="Times New Roman" w:hAnsi="Times New Roman" w:cs="Times New Roman"/>
+          <w:sz w:val="24"/>
+          <w:szCs w:val="24"/>
+        </w:rPr>
+        <w:t xml:space="preserve"> </w:t>
+      </w:r>
+      <w:proofErr w:type="spellStart"/>
+      <w:r>
+        <w:rPr>
+          <w:rFonts w:ascii="Times New Roman" w:hAnsi="Times New Roman" w:cs="Times New Roman"/>
+          <w:sz w:val="24"/>
+          <w:szCs w:val="24"/>
+        </w:rPr>
+        <w:t>ini</w:t>
+      </w:r>
+      <w:proofErr w:type="spellEnd"/>
+      <w:r>
+        <w:rPr>
+          <w:rFonts w:ascii="Times New Roman" w:hAnsi="Times New Roman" w:cs="Times New Roman"/>
+          <w:sz w:val="24"/>
+          <w:szCs w:val="24"/>
+        </w:rPr>
+        <w:t xml:space="preserve"> </w:t>
+      </w:r>
+      <w:proofErr w:type="spellStart"/>
+      <w:r>
+        <w:rPr>
+          <w:rFonts w:ascii="Times New Roman" w:hAnsi="Times New Roman" w:cs="Times New Roman"/>
+          <w:sz w:val="24"/>
+          <w:szCs w:val="24"/>
+        </w:rPr>
+        <w:t>dibuat</w:t>
+      </w:r>
+      <w:proofErr w:type="spellEnd"/>
+      <w:r>
+        <w:rPr>
+          <w:rFonts w:ascii="Times New Roman" w:hAnsi="Times New Roman" w:cs="Times New Roman"/>
+          <w:sz w:val="24"/>
+          <w:szCs w:val="24"/>
+        </w:rPr>
+        <w:t xml:space="preserve"> </w:t>
+      </w:r>
+      <w:proofErr w:type="spellStart"/>
+      <w:r>
+        <w:rPr>
+          <w:rFonts w:ascii="Times New Roman" w:hAnsi="Times New Roman" w:cs="Times New Roman"/>
+          <w:sz w:val="24"/>
+          <w:szCs w:val="24"/>
+        </w:rPr>
+        <w:t>dengan</w:t>
+      </w:r>
+      <w:proofErr w:type="spellEnd"/>
+      <w:r>
+        <w:rPr>
+          <w:rFonts w:ascii="Times New Roman" w:hAnsi="Times New Roman" w:cs="Times New Roman"/>
+          <w:sz w:val="24"/>
+          <w:szCs w:val="24"/>
+        </w:rPr>
+        <w:t xml:space="preserve"> </w:t>
+      </w:r>
+      <w:proofErr w:type="spellStart"/>
+      <w:r>
+        <w:rPr>
+          <w:rFonts w:ascii="Times New Roman" w:hAnsi="Times New Roman" w:cs="Times New Roman"/>
+          <w:sz w:val="24"/>
+          <w:szCs w:val="24"/>
+        </w:rPr>
+        <w:t>sebenar-benarnya</w:t>
+      </w:r>
+      <w:proofErr w:type="spellEnd"/>
+      <w:r>
+        <w:rPr>
+          <w:rFonts w:ascii="Times New Roman" w:hAnsi="Times New Roman" w:cs="Times New Roman"/>
+          <w:sz w:val="24"/>
+          <w:szCs w:val="24"/>
+        </w:rPr>
+        <w:t xml:space="preserve">, </w:t>
+      </w:r>
+      <w:proofErr w:type="spellStart"/>
+      <w:r>
+        <w:rPr>
+          <w:rFonts w:ascii="Times New Roman" w:hAnsi="Times New Roman" w:cs="Times New Roman"/>
+          <w:sz w:val="24"/>
+          <w:szCs w:val="24"/>
+        </w:rPr>
+        <w:t>untuk</w:t>
+      </w:r>
+      <w:proofErr w:type="spellEnd"/>
+      <w:r>
+        <w:rPr>
+          <w:rFonts w:ascii="Times New Roman" w:hAnsi="Times New Roman" w:cs="Times New Roman"/>
+          <w:sz w:val="24"/>
+          <w:szCs w:val="24"/>
+        </w:rPr>
+        <w:t xml:space="preserve"> </w:t>
+      </w:r>
+      <w:proofErr w:type="spellStart"/>
+      <w:r>
+        <w:rPr>
+          <w:rFonts w:ascii="Times New Roman" w:hAnsi="Times New Roman" w:cs="Times New Roman"/>
+          <w:sz w:val="24"/>
+          <w:szCs w:val="24"/>
+        </w:rPr>
+        <w:t>memenuhi</w:t>
+      </w:r>
+      <w:proofErr w:type="spellEnd"/>
+      <w:r>
+        <w:rPr>
+          <w:rFonts w:ascii="Times New Roman" w:hAnsi="Times New Roman" w:cs="Times New Roman"/>
+          <w:sz w:val="24"/>
+          <w:szCs w:val="24"/>
+        </w:rPr>
+        <w:t xml:space="preserve"> </w:t>
+      </w:r>
+      <w:proofErr w:type="spellStart"/>
+      <w:r>
+        <w:rPr>
+          <w:rFonts w:ascii="Times New Roman" w:hAnsi="Times New Roman" w:cs="Times New Roman"/>
+          <w:sz w:val="24"/>
+          <w:szCs w:val="24"/>
+        </w:rPr>
+        <w:t>persyaratan</w:t>
+      </w:r>
+      <w:proofErr w:type="spellEnd"/>
+      <w:r>
+        <w:rPr>
+          <w:rFonts w:ascii="Times New Roman" w:hAnsi="Times New Roman" w:cs="Times New Roman"/>
+          <w:sz w:val="24"/>
+          <w:szCs w:val="24"/>
+        </w:rPr>
+        <w:t xml:space="preserve"> </w:t>
+      </w:r>
+      <w:proofErr w:type="spellStart"/>
+      <w:r>
+        <w:rPr>
+          <w:rFonts w:ascii="Times New Roman" w:hAnsi="Times New Roman" w:cs="Times New Roman"/>
+          <w:sz w:val="24"/>
+          <w:szCs w:val="24"/>
+        </w:rPr>
+        <w:t>sebagai</w:t>
+      </w:r>
+      <w:proofErr w:type="spellEnd"/>
+      <w:r>
+        <w:rPr>
+          <w:rFonts w:ascii="Times New Roman" w:hAnsi="Times New Roman" w:cs="Times New Roman"/>
+          <w:sz w:val="24"/>
+          <w:szCs w:val="24"/>
+        </w:rPr>
+        <w:t xml:space="preserve"> Calon </w:t>
+      </w:r>
+      <w:r>
+        <w:rPr>
+          <w:rFonts w:ascii="Times New Roman" w:hAnsi="Times New Roman" w:cs="Times New Roman"/>
+          <w:sz w:val="24"/>
+          <w:szCs w:val="24"/>
         </w:rPr>
         <w:t>{</w:t>
       </w:r>
@@ -1454,137 +1514,553 @@
       <w:r>
         <w:rPr>
           <w:rFonts w:ascii="Times New Roman" w:hAnsi="Times New Roman" w:cs="Times New Roman"/>
-        </w:rPr>
-        <w:t>tanggal</w:t>
-      </w:r>
-      <w:r>
-        <w:rPr>
-          <w:rFonts w:ascii="Times New Roman" w:hAnsi="Times New Roman" w:cs="Times New Roman"/>
-        </w:rPr>
-        <w:t>_s</w:t>
-      </w:r>
-      <w:r>
-        <w:rPr>
-          <w:rFonts w:ascii="Times New Roman" w:hAnsi="Times New Roman" w:cs="Times New Roman"/>
-        </w:rPr>
-        <w:t>urat</w:t>
-      </w:r>
-      <w:proofErr w:type="spellEnd"/>
-      <w:r>
-        <w:rPr>
-          <w:rFonts w:ascii="Times New Roman" w:hAnsi="Times New Roman" w:cs="Times New Roman"/>
+          <w:sz w:val="24"/>
+          <w:szCs w:val="24"/>
+        </w:rPr>
+        <w:t>nama</w:t>
+      </w:r>
+      <w:r>
+        <w:rPr>
+          <w:rFonts w:ascii="Times New Roman" w:hAnsi="Times New Roman" w:cs="Times New Roman"/>
+          <w:sz w:val="24"/>
+          <w:szCs w:val="24"/>
+        </w:rPr>
+        <w:t>_</w:t>
+      </w:r>
+      <w:proofErr w:type="gramStart"/>
+      <w:r>
+        <w:rPr>
+          <w:rFonts w:ascii="Times New Roman" w:hAnsi="Times New Roman" w:cs="Times New Roman"/>
+          <w:sz w:val="24"/>
+          <w:szCs w:val="24"/>
+        </w:rPr>
+        <w:t>p</w:t>
+      </w:r>
+      <w:r>
+        <w:rPr>
+          <w:rFonts w:ascii="Times New Roman" w:hAnsi="Times New Roman" w:cs="Times New Roman"/>
+          <w:sz w:val="24"/>
+          <w:szCs w:val="24"/>
+        </w:rPr>
+        <w:t>rogram</w:t>
+      </w:r>
+      <w:proofErr w:type="spellEnd"/>
+      <w:r>
+        <w:rPr>
+          <w:rFonts w:ascii="Times New Roman" w:hAnsi="Times New Roman" w:cs="Times New Roman"/>
+          <w:sz w:val="24"/>
+          <w:szCs w:val="24"/>
+        </w:rPr>
+        <w:t>}</w:t>
+      </w:r>
+      <w:proofErr w:type="spellStart"/>
+      <w:r>
+        <w:rPr>
+          <w:rFonts w:ascii="Times New Roman" w:hAnsi="Times New Roman" w:cs="Times New Roman"/>
+          <w:sz w:val="24"/>
+          <w:szCs w:val="24"/>
+        </w:rPr>
+        <w:t>Tahun</w:t>
+      </w:r>
+      <w:proofErr w:type="spellEnd"/>
+      <w:proofErr w:type="gramEnd"/>
+      <w:r>
+        <w:rPr>
+          <w:rFonts w:ascii="Times New Roman" w:hAnsi="Times New Roman" w:cs="Times New Roman"/>
+          <w:sz w:val="24"/>
+          <w:szCs w:val="24"/>
+        </w:rPr>
+        <w:t xml:space="preserve"> </w:t>
+      </w:r>
+      <w:r>
+        <w:rPr>
+          <w:rFonts w:ascii="Times New Roman" w:hAnsi="Times New Roman" w:cs="Times New Roman"/>
+          <w:sz w:val="24"/>
+          <w:szCs w:val="24"/>
+        </w:rPr>
+        <w:t>{</w:t>
+      </w:r>
+      <w:proofErr w:type="spellStart"/>
+      <w:r>
+        <w:rPr>
+          <w:rFonts w:ascii="Times New Roman" w:hAnsi="Times New Roman" w:cs="Times New Roman"/>
+          <w:sz w:val="24"/>
+          <w:szCs w:val="24"/>
+        </w:rPr>
+        <w:t>tahun</w:t>
+      </w:r>
+      <w:r>
+        <w:rPr>
+          <w:rFonts w:ascii="Times New Roman" w:hAnsi="Times New Roman" w:cs="Times New Roman"/>
+          <w:sz w:val="24"/>
+          <w:szCs w:val="24"/>
+        </w:rPr>
+        <w:t>_p</w:t>
+      </w:r>
+      <w:r>
+        <w:rPr>
+          <w:rFonts w:ascii="Times New Roman" w:hAnsi="Times New Roman" w:cs="Times New Roman"/>
+          <w:sz w:val="24"/>
+          <w:szCs w:val="24"/>
+        </w:rPr>
+        <w:t>rogram</w:t>
+      </w:r>
+      <w:proofErr w:type="spellEnd"/>
+      <w:r>
+        <w:rPr>
+          <w:rFonts w:ascii="Times New Roman" w:hAnsi="Times New Roman" w:cs="Times New Roman"/>
+          <w:sz w:val="24"/>
+          <w:szCs w:val="24"/>
         </w:rPr>
         <w:t>}</w:t>
       </w:r>
     </w:p>
     <w:p>
       <w:pPr>
-        <w:spacing w:after="0"/>
-        <w:ind w:left="5760" w:firstLine="720"/>
-        <w:rPr>
-          <w:rFonts w:ascii="Times New Roman" w:hAnsi="Times New Roman" w:cs="Times New Roman"/>
-        </w:rPr>
-      </w:pPr>
-      <w:r>
-        <w:rPr>
-          <w:rFonts w:ascii="Times New Roman" w:hAnsi="Times New Roman" w:cs="Times New Roman"/>
-        </w:rPr>
-        <w:t xml:space="preserve">Yang </w:t>
-      </w:r>
-      <w:proofErr w:type="spellStart"/>
-      <w:r>
-        <w:rPr>
-          <w:rFonts w:ascii="Times New Roman" w:hAnsi="Times New Roman" w:cs="Times New Roman"/>
-        </w:rPr>
-        <w:t>Membuat</w:t>
-      </w:r>
-      <w:proofErr w:type="spellEnd"/>
-      <w:r>
-        <w:rPr>
-          <w:rFonts w:ascii="Times New Roman" w:hAnsi="Times New Roman" w:cs="Times New Roman"/>
-        </w:rPr>
-        <w:t xml:space="preserve"> </w:t>
-      </w:r>
-      <w:proofErr w:type="spellStart"/>
-      <w:r>
-        <w:rPr>
-          <w:rFonts w:ascii="Times New Roman" w:hAnsi="Times New Roman" w:cs="Times New Roman"/>
-        </w:rPr>
-        <w:t>Pernyataan</w:t>
-      </w:r>
-      <w:proofErr w:type="spellEnd"/>
-    </w:p>
-    <w:p>
-      <w:pPr>
-        <w:spacing w:after="0"/>
-        <w:rPr>
-          <w:rFonts w:ascii="Times New Roman" w:hAnsi="Times New Roman" w:cs="Times New Roman"/>
+        <w:spacing w:after="0" w:line="360" w:lineRule="auto"/>
+        <w:ind w:right="-755"/>
+        <w:rPr>
+          <w:rFonts w:ascii="Times New Roman" w:hAnsi="Times New Roman" w:cs="Times New Roman"/>
+          <w:sz w:val="24"/>
+          <w:szCs w:val="24"/>
         </w:rPr>
       </w:pPr>
     </w:p>
     <w:p>
       <w:pPr>
-        <w:spacing w:after="0"/>
-        <w:rPr>
-          <w:rFonts w:ascii="Times New Roman" w:hAnsi="Times New Roman" w:cs="Times New Roman"/>
+        <w:spacing w:after="0" w:line="360" w:lineRule="auto"/>
+        <w:ind w:left="5760" w:right="-755" w:firstLine="720"/>
+        <w:rPr>
+          <w:rFonts w:ascii="Times New Roman" w:hAnsi="Times New Roman" w:cs="Times New Roman"/>
+          <w:sz w:val="24"/>
+          <w:szCs w:val="24"/>
+        </w:rPr>
+      </w:pPr>
+      <w:r>
+        <w:rPr>
+          <w:rFonts w:ascii="Times New Roman" w:hAnsi="Times New Roman" w:cs="Times New Roman"/>
+          <w:sz w:val="24"/>
+          <w:szCs w:val="24"/>
+        </w:rPr>
+        <w:t xml:space="preserve">Cianjur, </w:t>
+      </w:r>
+      <w:r>
+        <w:rPr>
+          <w:rFonts w:ascii="Times New Roman" w:hAnsi="Times New Roman" w:cs="Times New Roman"/>
+          <w:sz w:val="24"/>
+          <w:szCs w:val="24"/>
+        </w:rPr>
+        <w:t>{</w:t>
+      </w:r>
+      <w:proofErr w:type="spellStart"/>
+      <w:r>
+        <w:rPr>
+          <w:rFonts w:ascii="Times New Roman" w:hAnsi="Times New Roman" w:cs="Times New Roman"/>
+          <w:sz w:val="24"/>
+          <w:szCs w:val="24"/>
+        </w:rPr>
+        <w:t>tanggal</w:t>
+      </w:r>
+      <w:r>
+        <w:rPr>
+          <w:rFonts w:ascii="Times New Roman" w:hAnsi="Times New Roman" w:cs="Times New Roman"/>
+          <w:sz w:val="24"/>
+          <w:szCs w:val="24"/>
+        </w:rPr>
+        <w:t>_s</w:t>
+      </w:r>
+      <w:r>
+        <w:rPr>
+          <w:rFonts w:ascii="Times New Roman" w:hAnsi="Times New Roman" w:cs="Times New Roman"/>
+          <w:sz w:val="24"/>
+          <w:szCs w:val="24"/>
+        </w:rPr>
+        <w:t>urat</w:t>
+      </w:r>
+      <w:proofErr w:type="spellEnd"/>
+      <w:r>
+        <w:rPr>
+          <w:rFonts w:ascii="Times New Roman" w:hAnsi="Times New Roman" w:cs="Times New Roman"/>
+          <w:sz w:val="24"/>
+          <w:szCs w:val="24"/>
+        </w:rPr>
+        <w:t>}</w:t>
+      </w:r>
+    </w:p>
+    <w:p>
+      <w:pPr>
+        <w:ind w:right="-755"/>
+        <w:rPr>
+          <w:rFonts w:ascii="Times New Roman" w:hAnsi="Times New Roman" w:cs="Times New Roman"/>
+          <w:sz w:val="24"/>
+          <w:szCs w:val="24"/>
+        </w:rPr>
+      </w:pPr>
+      <w:r>
+        <w:rPr>
+          <w:rFonts w:ascii="Times New Roman" w:hAnsi="Times New Roman" w:cs="Times New Roman"/>
+          <w:sz w:val="24"/>
+          <w:szCs w:val="24"/>
+        </w:rPr>
+        <w:t xml:space="preserve">Yang </w:t>
+      </w:r>
+      <w:proofErr w:type="spellStart"/>
+      <w:r>
+        <w:rPr>
+          <w:rFonts w:ascii="Times New Roman" w:hAnsi="Times New Roman" w:cs="Times New Roman"/>
+          <w:sz w:val="24"/>
+          <w:szCs w:val="24"/>
+        </w:rPr>
+        <w:t>Membuat</w:t>
+      </w:r>
+      <w:proofErr w:type="spellEnd"/>
+      <w:r>
+        <w:rPr>
+          <w:rFonts w:ascii="Times New Roman" w:hAnsi="Times New Roman" w:cs="Times New Roman"/>
+          <w:sz w:val="24"/>
+          <w:szCs w:val="24"/>
+        </w:rPr>
+        <w:t xml:space="preserve"> Pernyataan</w:t>
+      </w:r>
+      <w:r>
+        <w:rPr>
+          <w:rFonts w:ascii="Times New Roman" w:hAnsi="Times New Roman" w:cs="Times New Roman"/>
+          <w:sz w:val="24"/>
+          <w:szCs w:val="24"/>
+        </w:rPr>
+        <w:tab/>
+      </w:r>
+      <w:r>
+        <w:rPr>
+          <w:rFonts w:ascii="Times New Roman" w:hAnsi="Times New Roman" w:cs="Times New Roman"/>
+          <w:sz w:val="24"/>
+          <w:szCs w:val="24"/>
+        </w:rPr>
+        <w:tab/>
+      </w:r>
+      <w:r>
+        <w:rPr>
+          <w:rFonts w:ascii="Times New Roman" w:hAnsi="Times New Roman" w:cs="Times New Roman"/>
+          <w:sz w:val="24"/>
+          <w:szCs w:val="24"/>
+        </w:rPr>
+        <w:tab/>
+      </w:r>
+      <w:r>
+        <w:rPr>
+          <w:rFonts w:ascii="Times New Roman" w:hAnsi="Times New Roman" w:cs="Times New Roman"/>
+          <w:sz w:val="24"/>
+          <w:szCs w:val="24"/>
+        </w:rPr>
+        <w:tab/>
+      </w:r>
+      <w:r>
+        <w:rPr>
+          <w:rFonts w:ascii="Times New Roman" w:hAnsi="Times New Roman" w:cs="Times New Roman"/>
+          <w:sz w:val="24"/>
+          <w:szCs w:val="24"/>
+        </w:rPr>
+        <w:tab/>
+      </w:r>
+      <w:r>
+        <w:rPr>
+          <w:rFonts w:ascii="Times New Roman" w:hAnsi="Times New Roman" w:cs="Times New Roman"/>
+          <w:sz w:val="24"/>
+          <w:szCs w:val="24"/>
+        </w:rPr>
+        <w:t xml:space="preserve">         </w:t>
+      </w:r>
+      <w:proofErr w:type="gramStart"/>
+      <w:r>
+        <w:rPr>
+          <w:rFonts w:ascii="Times New Roman" w:hAnsi="Times New Roman" w:cs="Times New Roman"/>
+          <w:sz w:val="24"/>
+          <w:szCs w:val="24"/>
+        </w:rPr>
+        <w:t xml:space="preserve">   </w:t>
+      </w:r>
+      <w:r>
+        <w:rPr>
+          <w:rFonts w:ascii="Times New Roman" w:hAnsi="Times New Roman" w:cs="Times New Roman"/>
+          <w:sz w:val="24"/>
+          <w:szCs w:val="24"/>
+        </w:rPr>
+        <w:t>{</w:t>
+      </w:r>
+      <w:proofErr w:type="spellStart"/>
+      <w:proofErr w:type="gramEnd"/>
+      <w:r>
+        <w:rPr>
+          <w:rFonts w:ascii="Times New Roman" w:hAnsi="Times New Roman" w:cs="Times New Roman"/>
+          <w:sz w:val="24"/>
+          <w:szCs w:val="24"/>
+        </w:rPr>
+        <w:t>jabatan_penandatangan</w:t>
+      </w:r>
+      <w:proofErr w:type="spellEnd"/>
+      <w:r>
+        <w:rPr>
+          <w:rFonts w:ascii="Times New Roman" w:hAnsi="Times New Roman" w:cs="Times New Roman"/>
+          <w:sz w:val="24"/>
+          <w:szCs w:val="24"/>
+        </w:rPr>
+        <w:t>}</w:t>
+      </w:r>
+    </w:p>
+    <w:p>
+      <w:pPr>
+        <w:ind w:right="-755"/>
+        <w:rPr>
+          <w:rFonts w:ascii="Times New Roman" w:hAnsi="Times New Roman" w:cs="Times New Roman"/>
+          <w:sz w:val="24"/>
+          <w:szCs w:val="24"/>
         </w:rPr>
       </w:pPr>
     </w:p>
     <w:p>
       <w:pPr>
-        <w:spacing w:after="0"/>
-        <w:rPr>
-          <w:rFonts w:ascii="Times New Roman" w:hAnsi="Times New Roman" w:cs="Times New Roman"/>
+        <w:ind w:right="-755"/>
+        <w:rPr>
+          <w:rFonts w:ascii="Times New Roman" w:hAnsi="Times New Roman" w:cs="Times New Roman"/>
+          <w:sz w:val="24"/>
+          <w:szCs w:val="24"/>
+        </w:rPr>
+      </w:pPr>
+      <w:r>
+        <w:rPr>
+          <w:rFonts w:ascii="Times New Roman" w:hAnsi="Times New Roman" w:cs="Times New Roman"/>
+          <w:sz w:val="24"/>
+          <w:szCs w:val="24"/>
+        </w:rPr>
+        <w:tab/>
+      </w:r>
+      <w:r>
+        <w:rPr>
+          <w:rFonts w:ascii="Times New Roman" w:hAnsi="Times New Roman" w:cs="Times New Roman"/>
+          <w:sz w:val="24"/>
+          <w:szCs w:val="24"/>
+        </w:rPr>
+        <w:tab/>
+      </w:r>
+      <w:r>
+        <w:rPr>
+          <w:rFonts w:ascii="Times New Roman" w:hAnsi="Times New Roman" w:cs="Times New Roman"/>
+          <w:sz w:val="24"/>
+          <w:szCs w:val="24"/>
+        </w:rPr>
+        <w:tab/>
+      </w:r>
+      <w:r>
+        <w:rPr>
+          <w:rFonts w:ascii="Times New Roman" w:hAnsi="Times New Roman" w:cs="Times New Roman"/>
+          <w:sz w:val="24"/>
+          <w:szCs w:val="24"/>
+        </w:rPr>
+        <w:tab/>
+      </w:r>
+      <w:r>
+        <w:rPr>
+          <w:rFonts w:ascii="Times New Roman" w:hAnsi="Times New Roman" w:cs="Times New Roman"/>
+          <w:sz w:val="24"/>
+          <w:szCs w:val="24"/>
+        </w:rPr>
+        <w:tab/>
+      </w:r>
+      <w:r>
+        <w:rPr>
+          <w:rFonts w:ascii="Times New Roman" w:hAnsi="Times New Roman" w:cs="Times New Roman"/>
+          <w:sz w:val="24"/>
+          <w:szCs w:val="24"/>
+        </w:rPr>
+        <w:tab/>
+      </w:r>
+      <w:r>
+        <w:rPr>
+          <w:rFonts w:ascii="Times New Roman" w:hAnsi="Times New Roman" w:cs="Times New Roman"/>
+          <w:sz w:val="24"/>
+          <w:szCs w:val="24"/>
+        </w:rPr>
+        <w:tab/>
+      </w:r>
+      <w:r>
+        <w:rPr>
+          <w:rFonts w:ascii="Times New Roman" w:hAnsi="Times New Roman" w:cs="Times New Roman"/>
+          <w:sz w:val="24"/>
+          <w:szCs w:val="24"/>
+        </w:rPr>
+        <w:tab/>
+      </w:r>
+      <w:r>
+        <w:rPr>
+          <w:rFonts w:ascii="Times New Roman" w:hAnsi="Times New Roman" w:cs="Times New Roman"/>
+          <w:sz w:val="24"/>
+          <w:szCs w:val="24"/>
+        </w:rPr>
+        <w:t xml:space="preserve">             </w:t>
+      </w:r>
+      <w:r>
+        <w:rPr>
+          <w:rFonts w:ascii="Times New Roman" w:hAnsi="Times New Roman" w:cs="Times New Roman"/>
+          <w:sz w:val="24"/>
+          <w:szCs w:val="24"/>
+        </w:rPr>
+        <w:t>{%</w:t>
+      </w:r>
+      <w:proofErr w:type="spellStart"/>
+      <w:r>
+        <w:rPr>
+          <w:rFonts w:ascii="Times New Roman" w:hAnsi="Times New Roman" w:cs="Times New Roman"/>
+          <w:sz w:val="24"/>
+          <w:szCs w:val="24"/>
+        </w:rPr>
+        <w:t>ttd</w:t>
+      </w:r>
+      <w:proofErr w:type="spellEnd"/>
+      <w:r>
+        <w:rPr>
+          <w:rFonts w:ascii="Times New Roman" w:hAnsi="Times New Roman" w:cs="Times New Roman"/>
+          <w:sz w:val="24"/>
+          <w:szCs w:val="24"/>
+        </w:rPr>
+        <w:t>}</w:t>
+      </w:r>
+    </w:p>
+    <w:p>
+      <w:pPr>
+        <w:ind w:right="-755"/>
+        <w:rPr>
+          <w:rFonts w:ascii="Times New Roman" w:hAnsi="Times New Roman" w:cs="Times New Roman"/>
+          <w:sz w:val="24"/>
+          <w:szCs w:val="24"/>
         </w:rPr>
       </w:pPr>
     </w:p>
     <w:p>
       <w:pPr>
-        <w:spacing w:after="0"/>
-        <w:rPr>
-          <w:rFonts w:ascii="Times New Roman" w:hAnsi="Times New Roman" w:cs="Times New Roman"/>
+        <w:ind w:right="-755"/>
+        <w:rPr>
+          <w:rFonts w:ascii="Times New Roman" w:hAnsi="Times New Roman" w:cs="Times New Roman"/>
+          <w:sz w:val="24"/>
+          <w:szCs w:val="24"/>
         </w:rPr>
       </w:pPr>
+      <w:r>
+        <w:rPr>
+          <w:rFonts w:ascii="Times New Roman" w:hAnsi="Times New Roman" w:cs="Times New Roman"/>
+          <w:sz w:val="24"/>
+          <w:szCs w:val="24"/>
+        </w:rPr>
+        <w:t xml:space="preserve">      </w:t>
+      </w:r>
+      <w:r>
+        <w:rPr>
+          <w:rFonts w:ascii="Times New Roman" w:hAnsi="Times New Roman" w:cs="Times New Roman"/>
+          <w:sz w:val="24"/>
+          <w:szCs w:val="24"/>
+        </w:rPr>
+        <w:t>{nama}</w:t>
+      </w:r>
+      <w:r>
+        <w:rPr>
+          <w:rFonts w:ascii="Times New Roman" w:hAnsi="Times New Roman" w:cs="Times New Roman"/>
+          <w:sz w:val="24"/>
+          <w:szCs w:val="24"/>
+        </w:rPr>
+        <w:tab/>
+      </w:r>
+      <w:r>
+        <w:rPr>
+          <w:rFonts w:ascii="Times New Roman" w:hAnsi="Times New Roman" w:cs="Times New Roman"/>
+          <w:sz w:val="24"/>
+          <w:szCs w:val="24"/>
+        </w:rPr>
+        <w:tab/>
+      </w:r>
+      <w:r>
+        <w:rPr>
+          <w:rFonts w:ascii="Times New Roman" w:hAnsi="Times New Roman" w:cs="Times New Roman"/>
+          <w:sz w:val="24"/>
+          <w:szCs w:val="24"/>
+        </w:rPr>
+        <w:tab/>
+      </w:r>
+      <w:r>
+        <w:rPr>
+          <w:rFonts w:ascii="Times New Roman" w:hAnsi="Times New Roman" w:cs="Times New Roman"/>
+          <w:sz w:val="24"/>
+          <w:szCs w:val="24"/>
+        </w:rPr>
+        <w:tab/>
+      </w:r>
+      <w:r>
+        <w:rPr>
+          <w:rFonts w:ascii="Times New Roman" w:hAnsi="Times New Roman" w:cs="Times New Roman"/>
+          <w:sz w:val="24"/>
+          <w:szCs w:val="24"/>
+        </w:rPr>
+        <w:tab/>
+      </w:r>
+      <w:r>
+        <w:rPr>
+          <w:rFonts w:ascii="Times New Roman" w:hAnsi="Times New Roman" w:cs="Times New Roman"/>
+          <w:sz w:val="24"/>
+          <w:szCs w:val="24"/>
+        </w:rPr>
+        <w:tab/>
+      </w:r>
+      <w:r>
+        <w:rPr>
+          <w:rFonts w:ascii="Times New Roman" w:hAnsi="Times New Roman" w:cs="Times New Roman"/>
+          <w:sz w:val="24"/>
+          <w:szCs w:val="24"/>
+        </w:rPr>
+        <w:t xml:space="preserve">        </w:t>
+      </w:r>
+      <w:proofErr w:type="gramStart"/>
+      <w:r>
+        <w:rPr>
+          <w:rFonts w:ascii="Times New Roman" w:hAnsi="Times New Roman" w:cs="Times New Roman"/>
+          <w:sz w:val="24"/>
+          <w:szCs w:val="24"/>
+        </w:rPr>
+        <w:t xml:space="preserve">   </w:t>
+      </w:r>
+      <w:r>
+        <w:rPr>
+          <w:rFonts w:ascii="Times New Roman" w:hAnsi="Times New Roman" w:cs="Times New Roman"/>
+          <w:sz w:val="24"/>
+          <w:szCs w:val="24"/>
+        </w:rPr>
+        <w:t>{</w:t>
+      </w:r>
+      <w:proofErr w:type="spellStart"/>
+      <w:proofErr w:type="gramEnd"/>
+      <w:r>
+        <w:rPr>
+          <w:rFonts w:ascii="Times New Roman" w:hAnsi="Times New Roman" w:cs="Times New Roman"/>
+          <w:sz w:val="24"/>
+          <w:szCs w:val="24"/>
+        </w:rPr>
+        <w:t>nama_penandatangan</w:t>
+      </w:r>
+      <w:proofErr w:type="spellEnd"/>
+      <w:r>
+        <w:rPr>
+          <w:rFonts w:ascii="Times New Roman" w:hAnsi="Times New Roman" w:cs="Times New Roman"/>
+          <w:sz w:val="24"/>
+          <w:szCs w:val="24"/>
+        </w:rPr>
+        <w:t>}</w:t>
+      </w:r>
     </w:p>
     <w:p>
       <w:pPr>
-        <w:spacing w:after="0"/>
-        <w:ind w:left="5760" w:firstLine="720"/>
-        <w:rPr>
-          <w:rFonts w:ascii="Times New Roman" w:hAnsi="Times New Roman" w:cs="Times New Roman"/>
-          <w:b/>
-          <w:bCs/>
-        </w:rPr>
-      </w:pPr>
-      <w:r>
-        <w:rPr>
-          <w:rFonts w:ascii="Times New Roman" w:hAnsi="Times New Roman" w:cs="Times New Roman"/>
-          <w:b/>
-          <w:bCs/>
-        </w:rPr>
-        <w:t xml:space="preserve"> </w:t>
-      </w:r>
-      <w:r>
-        <w:rPr>
-          <w:rFonts w:ascii="Times New Roman" w:hAnsi="Times New Roman" w:cs="Times New Roman"/>
-          <w:b/>
-          <w:bCs/>
-        </w:rPr>
-        <w:t xml:space="preserve">      </w:t>
-      </w:r>
-      <w:r>
-        <w:rPr>
-          <w:rFonts w:ascii="Times New Roman" w:hAnsi="Times New Roman" w:cs="Times New Roman"/>
-          <w:b/>
-          <w:bCs/>
-        </w:rPr>
-        <w:t>{nama}</w:t>
-      </w:r>
-    </w:p>
-    <w:p>
-      <w:pPr>
-        <w:rPr>
-          <w:rFonts w:ascii="Times New Roman" w:hAnsi="Times New Roman" w:cs="Times New Roman"/>
+        <w:spacing w:after="0" w:line="360" w:lineRule="auto"/>
+        <w:ind w:right="-755"/>
+        <w:rPr>
+          <w:rFonts w:ascii="Times New Roman" w:hAnsi="Times New Roman" w:cs="Times New Roman"/>
+          <w:sz w:val="24"/>
+          <w:szCs w:val="24"/>
         </w:rPr>
       </w:pPr>
     </w:p>
